--- a/lessons/8-2/downloads/reveal/8.2-session-1-practice-form-a.docx
+++ b/lessons/8-2/downloads/reveal/8.2-session-1-practice-form-a.docx
@@ -15,7 +15,7 @@
         <w:rPr>
           <w:rFonts w:ascii="Avenir Next" w:hAnsi="Avenir Next" w:cs="Avenir Next" w:eastAsia="Avenir Next"/>
           <w:color w:val="1A1A1A"/>
-          <w:sz w:val="20"/>
+          <w:sz w:val="22"/>
           <w:szCs w:val="20"/>
         </w:rPr>
         <w:t xml:space="preserve">Name</w:t>
@@ -33,7 +33,7 @@
         <w:rPr>
           <w:rFonts w:ascii="Avenir Next" w:hAnsi="Avenir Next" w:cs="Avenir Next" w:eastAsia="Avenir Next"/>
           <w:color w:val="1A1A1A"/>
-          <w:sz w:val="20"/>
+          <w:sz w:val="22"/>
           <w:szCs w:val="20"/>
         </w:rPr>
         <w:t xml:space="preserve">   Date</w:t>
@@ -51,7 +51,7 @@
         <w:rPr>
           <w:rFonts w:ascii="Avenir Next" w:hAnsi="Avenir Next" w:cs="Avenir Next" w:eastAsia="Avenir Next"/>
           <w:color w:val="1A1A1A"/>
-          <w:sz w:val="20"/>
+          <w:sz w:val="22"/>
           <w:szCs w:val="20"/>
         </w:rPr>
         <w:t xml:space="preserve">   Period</w:t>
@@ -78,7 +78,7 @@
           <w:caps/>
           <w:color w:val="003A70"/>
           <w:spacing w:val="12"/>
-          <w:sz w:val="19"/>
+          <w:sz w:val="22"/>
           <w:szCs w:val="19"/>
         </w:rPr>
         <w:t xml:space="preserve">Lesson 8-2  ·  Session 1  ·  Practice  ·  Form A</w:t>
@@ -86,6 +86,7 @@
     </w:p>
     <w:p>
       <w:pPr>
+        <w:pStyle w:val="Heading1"/>
         <w:keepNext/>
         <w:spacing w:before="0" w:after="10" w:line="240" w:lineRule="auto"/>
       </w:pPr>
@@ -111,7 +112,7 @@
         <w:rPr>
           <w:rFonts w:ascii="Avenir Next" w:hAnsi="Avenir Next" w:cs="Avenir Next" w:eastAsia="Avenir Next"/>
           <w:color w:val="5A5F66"/>
-          <w:sz w:val="17"/>
+          <w:sz w:val="22"/>
           <w:szCs w:val="17"/>
         </w:rPr>
         <w:t xml:space="preserve">Learning target — I can solve an addition equation by subtracting the same amount from both sides.</w:t>
@@ -128,7 +129,7 @@
     </w:p>
     <w:p>
       <w:pPr>
-        <w:spacing w:before="0" w:after="0" w:line="60" w:lineRule="auto"/>
+        <w:spacing w:before="0" w:after="0" w:line="50" w:lineRule="exact"/>
       </w:pPr>
     </w:p>
     <w:tbl>
@@ -167,6 +168,7 @@
           </w:tcPr>
           <w:p>
             <w:pPr>
+              <w:pStyle w:val="Heading2"/>
               <w:spacing w:before="0" w:after="40" w:line="264" w:lineRule="auto"/>
             </w:pPr>
             <w:r>
@@ -194,35 +196,35 @@
                 <w:rFonts w:ascii="Avenir Next" w:hAnsi="Avenir Next" w:cs="Avenir Next" w:eastAsia="Avenir Next"/>
                 <w:b/>
                 <w:color w:val="003A70"/>
+                <w:sz w:val="22"/>
+                <w:szCs w:val="18"/>
+              </w:rPr>
+              <w:t xml:space="preserve">•</w:t>
+            </w:r>
+            <w:r>
+              <w:rPr>
+                <w:rFonts w:ascii="Avenir Next" w:hAnsi="Avenir Next" w:cs="Avenir Next" w:eastAsia="Avenir Next"/>
+                <w:color w:val="1A1A1A"/>
                 <w:sz w:val="18"/>
                 <w:szCs w:val="18"/>
               </w:rPr>
-              <w:t xml:space="preserve">•</w:t>
-            </w:r>
-            <w:r>
-              <w:rPr>
-                <w:rFonts w:ascii="Avenir Next" w:hAnsi="Avenir Next" w:cs="Avenir Next" w:eastAsia="Avenir Next"/>
-                <w:color w:val="1A1A1A"/>
-                <w:sz w:val="18"/>
+              <w:tab/>
+            </w:r>
+            <w:r>
+              <w:rPr>
+                <w:rFonts w:ascii="Avenir Next" w:hAnsi="Avenir Next" w:cs="Avenir Next" w:eastAsia="Avenir Next"/>
+                <w:b/>
+                <w:color w:val="1A1A1A"/>
+                <w:sz w:val="22"/>
                 <w:szCs w:val="18"/>
               </w:rPr>
-              <w:tab/>
-            </w:r>
-            <w:r>
-              <w:rPr>
-                <w:rFonts w:ascii="Avenir Next" w:hAnsi="Avenir Next" w:cs="Avenir Next" w:eastAsia="Avenir Next"/>
-                <w:b/>
-                <w:color w:val="1A1A1A"/>
-                <w:sz w:val="18"/>
-                <w:szCs w:val="18"/>
-              </w:rPr>
               <w:t xml:space="preserve">Inverse operations</w:t>
             </w:r>
             <w:r>
               <w:rPr>
                 <w:rFonts w:ascii="Avenir Next" w:hAnsi="Avenir Next" w:cs="Avenir Next" w:eastAsia="Avenir Next"/>
                 <w:color w:val="1A1A1A"/>
-                <w:sz w:val="18"/>
+                <w:sz w:val="22"/>
                 <w:szCs w:val="18"/>
               </w:rPr>
               <w:t xml:space="preserve"> undo each other. Subtraction undoes addition.</w:t>
@@ -241,44 +243,44 @@
                 <w:rFonts w:ascii="Avenir Next" w:hAnsi="Avenir Next" w:cs="Avenir Next" w:eastAsia="Avenir Next"/>
                 <w:b/>
                 <w:color w:val="003A70"/>
+                <w:sz w:val="22"/>
+                <w:szCs w:val="18"/>
+              </w:rPr>
+              <w:t xml:space="preserve">•</w:t>
+            </w:r>
+            <w:r>
+              <w:rPr>
+                <w:rFonts w:ascii="Avenir Next" w:hAnsi="Avenir Next" w:cs="Avenir Next" w:eastAsia="Avenir Next"/>
+                <w:color w:val="1A1A1A"/>
                 <w:sz w:val="18"/>
                 <w:szCs w:val="18"/>
               </w:rPr>
-              <w:t xml:space="preserve">•</w:t>
-            </w:r>
-            <w:r>
-              <w:rPr>
-                <w:rFonts w:ascii="Avenir Next" w:hAnsi="Avenir Next" w:cs="Avenir Next" w:eastAsia="Avenir Next"/>
-                <w:color w:val="1A1A1A"/>
-                <w:sz w:val="18"/>
+              <w:tab/>
+            </w:r>
+            <w:r>
+              <w:rPr>
+                <w:rFonts w:ascii="Avenir Next" w:hAnsi="Avenir Next" w:cs="Avenir Next" w:eastAsia="Avenir Next"/>
+                <w:color w:val="1A1A1A"/>
+                <w:sz w:val="22"/>
                 <w:szCs w:val="18"/>
               </w:rPr>
-              <w:tab/>
-            </w:r>
-            <w:r>
-              <w:rPr>
-                <w:rFonts w:ascii="Avenir Next" w:hAnsi="Avenir Next" w:cs="Avenir Next" w:eastAsia="Avenir Next"/>
-                <w:color w:val="1A1A1A"/>
-                <w:sz w:val="18"/>
+              <w:t xml:space="preserve">Subtract the same number from </w:t>
+            </w:r>
+            <w:r>
+              <w:rPr>
+                <w:rFonts w:ascii="Avenir Next" w:hAnsi="Avenir Next" w:cs="Avenir Next" w:eastAsia="Avenir Next"/>
+                <w:b/>
+                <w:color w:val="1A1A1A"/>
+                <w:sz w:val="22"/>
                 <w:szCs w:val="18"/>
               </w:rPr>
-              <w:t xml:space="preserve">Subtract the same number from </w:t>
-            </w:r>
-            <w:r>
-              <w:rPr>
-                <w:rFonts w:ascii="Avenir Next" w:hAnsi="Avenir Next" w:cs="Avenir Next" w:eastAsia="Avenir Next"/>
-                <w:b/>
-                <w:color w:val="1A1A1A"/>
-                <w:sz w:val="18"/>
-                <w:szCs w:val="18"/>
-              </w:rPr>
               <w:t xml:space="preserve">both sides</w:t>
             </w:r>
             <w:r>
               <w:rPr>
                 <w:rFonts w:ascii="Avenir Next" w:hAnsi="Avenir Next" w:cs="Avenir Next" w:eastAsia="Avenir Next"/>
                 <w:color w:val="1A1A1A"/>
-                <w:sz w:val="18"/>
+                <w:sz w:val="22"/>
                 <w:szCs w:val="18"/>
               </w:rPr>
               <w:t xml:space="preserve"> to keep the equation balanced.</w:t>
@@ -297,35 +299,35 @@
                 <w:rFonts w:ascii="Avenir Next" w:hAnsi="Avenir Next" w:cs="Avenir Next" w:eastAsia="Avenir Next"/>
                 <w:b/>
                 <w:color w:val="003A70"/>
+                <w:sz w:val="22"/>
+                <w:szCs w:val="18"/>
+              </w:rPr>
+              <w:t xml:space="preserve">•</w:t>
+            </w:r>
+            <w:r>
+              <w:rPr>
+                <w:rFonts w:ascii="Avenir Next" w:hAnsi="Avenir Next" w:cs="Avenir Next" w:eastAsia="Avenir Next"/>
+                <w:color w:val="1A1A1A"/>
                 <w:sz w:val="18"/>
                 <w:szCs w:val="18"/>
               </w:rPr>
-              <w:t xml:space="preserve">•</w:t>
-            </w:r>
-            <w:r>
-              <w:rPr>
-                <w:rFonts w:ascii="Avenir Next" w:hAnsi="Avenir Next" w:cs="Avenir Next" w:eastAsia="Avenir Next"/>
-                <w:color w:val="1A1A1A"/>
-                <w:sz w:val="18"/>
+              <w:tab/>
+            </w:r>
+            <w:r>
+              <w:rPr>
+                <w:rFonts w:ascii="Avenir Next" w:hAnsi="Avenir Next" w:cs="Avenir Next" w:eastAsia="Avenir Next"/>
+                <w:b/>
+                <w:color w:val="1A1A1A"/>
+                <w:sz w:val="22"/>
                 <w:szCs w:val="18"/>
               </w:rPr>
-              <w:tab/>
-            </w:r>
-            <w:r>
-              <w:rPr>
-                <w:rFonts w:ascii="Avenir Next" w:hAnsi="Avenir Next" w:cs="Avenir Next" w:eastAsia="Avenir Next"/>
-                <w:b/>
-                <w:color w:val="1A1A1A"/>
-                <w:sz w:val="18"/>
-                <w:szCs w:val="18"/>
-              </w:rPr>
               <w:t xml:space="preserve">Check</w:t>
             </w:r>
             <w:r>
               <w:rPr>
                 <w:rFonts w:ascii="Avenir Next" w:hAnsi="Avenir Next" w:cs="Avenir Next" w:eastAsia="Avenir Next"/>
                 <w:color w:val="1A1A1A"/>
-                <w:sz w:val="18"/>
+                <w:sz w:val="22"/>
                 <w:szCs w:val="18"/>
               </w:rPr>
               <w:t xml:space="preserve"> by putting your answer into the original equation.</w:t>
@@ -340,6 +342,7 @@
           </w:tcPr>
           <w:p>
             <w:pPr>
+              <w:pStyle w:val="Heading2"/>
               <w:spacing w:before="0" w:after="40" w:line="264" w:lineRule="auto"/>
             </w:pPr>
             <w:r>
@@ -362,7 +365,7 @@
               <w:rPr>
                 <w:rFonts w:ascii="Avenir Next" w:hAnsi="Avenir Next" w:cs="Avenir Next" w:eastAsia="Avenir Next"/>
                 <w:color w:val="1A1A1A"/>
-                <w:sz w:val="17"/>
+                <w:sz w:val="22"/>
                 <w:szCs w:val="17"/>
               </w:rPr>
               <w:t xml:space="preserve">A team had some points, then scored 14 more and has 40. Solve </w:t>
@@ -372,7 +375,7 @@
                 <w:rFonts w:ascii="Avenir Next" w:hAnsi="Avenir Next" w:cs="Avenir Next" w:eastAsia="Avenir Next"/>
                 <w:i/>
                 <w:color w:val="1A1A1A"/>
-                <w:sz w:val="17"/>
+                <w:sz w:val="22"/>
                 <w:szCs w:val="17"/>
               </w:rPr>
               <w:t xml:space="preserve">y</w:t>
@@ -381,7 +384,7 @@
               <w:rPr>
                 <w:rFonts w:ascii="Avenir Next" w:hAnsi="Avenir Next" w:cs="Avenir Next" w:eastAsia="Avenir Next"/>
                 <w:color w:val="1A1A1A"/>
-                <w:sz w:val="17"/>
+                <w:sz w:val="22"/>
                 <w:szCs w:val="17"/>
               </w:rPr>
               <w:t xml:space="preserve"> + 14 = 40.</w:t>
@@ -400,44 +403,44 @@
                 <w:rFonts w:ascii="Avenir Next" w:hAnsi="Avenir Next" w:cs="Avenir Next" w:eastAsia="Avenir Next"/>
                 <w:b/>
                 <w:color w:val="003A70"/>
+                <w:sz w:val="22"/>
+                <w:szCs w:val="17"/>
+              </w:rPr>
+              <w:t xml:space="preserve">Step 1</w:t>
+            </w:r>
+            <w:r>
+              <w:rPr>
+                <w:rFonts w:ascii="Avenir Next" w:hAnsi="Avenir Next" w:cs="Avenir Next" w:eastAsia="Avenir Next"/>
+                <w:color w:val="1A1A1A"/>
                 <w:sz w:val="17"/>
                 <w:szCs w:val="17"/>
               </w:rPr>
-              <w:t xml:space="preserve">Step 1</w:t>
-            </w:r>
-            <w:r>
-              <w:rPr>
-                <w:rFonts w:ascii="Avenir Next" w:hAnsi="Avenir Next" w:cs="Avenir Next" w:eastAsia="Avenir Next"/>
-                <w:color w:val="1A1A1A"/>
-                <w:sz w:val="17"/>
+              <w:tab/>
+            </w:r>
+            <w:r>
+              <w:rPr>
+                <w:rFonts w:ascii="Avenir Next" w:hAnsi="Avenir Next" w:cs="Avenir Next" w:eastAsia="Avenir Next"/>
+                <w:color w:val="1A1A1A"/>
+                <w:sz w:val="22"/>
                 <w:szCs w:val="17"/>
               </w:rPr>
-              <w:tab/>
-            </w:r>
-            <w:r>
-              <w:rPr>
-                <w:rFonts w:ascii="Avenir Next" w:hAnsi="Avenir Next" w:cs="Avenir Next" w:eastAsia="Avenir Next"/>
-                <w:color w:val="1A1A1A"/>
-                <w:sz w:val="17"/>
+              <w:t xml:space="preserve">Subtract 14 from both sides: </w:t>
+            </w:r>
+            <w:r>
+              <w:rPr>
+                <w:rFonts w:ascii="Avenir Next" w:hAnsi="Avenir Next" w:cs="Avenir Next" w:eastAsia="Avenir Next"/>
+                <w:i/>
+                <w:color w:val="1A1A1A"/>
+                <w:sz w:val="22"/>
                 <w:szCs w:val="17"/>
               </w:rPr>
-              <w:t xml:space="preserve">Subtract 14 from both sides: </w:t>
-            </w:r>
-            <w:r>
-              <w:rPr>
-                <w:rFonts w:ascii="Avenir Next" w:hAnsi="Avenir Next" w:cs="Avenir Next" w:eastAsia="Avenir Next"/>
-                <w:i/>
-                <w:color w:val="1A1A1A"/>
-                <w:sz w:val="17"/>
-                <w:szCs w:val="17"/>
-              </w:rPr>
               <w:t xml:space="preserve">y</w:t>
             </w:r>
             <w:r>
               <w:rPr>
                 <w:rFonts w:ascii="Avenir Next" w:hAnsi="Avenir Next" w:cs="Avenir Next" w:eastAsia="Avenir Next"/>
                 <w:color w:val="1A1A1A"/>
-                <w:sz w:val="17"/>
+                <w:sz w:val="22"/>
                 <w:szCs w:val="17"/>
               </w:rPr>
               <w:t xml:space="preserve"> + 14 − 14 = 40 − 14.</w:t>
@@ -456,44 +459,44 @@
                 <w:rFonts w:ascii="Avenir Next" w:hAnsi="Avenir Next" w:cs="Avenir Next" w:eastAsia="Avenir Next"/>
                 <w:b/>
                 <w:color w:val="003A70"/>
+                <w:sz w:val="22"/>
+                <w:szCs w:val="17"/>
+              </w:rPr>
+              <w:t xml:space="preserve">Step 2</w:t>
+            </w:r>
+            <w:r>
+              <w:rPr>
+                <w:rFonts w:ascii="Avenir Next" w:hAnsi="Avenir Next" w:cs="Avenir Next" w:eastAsia="Avenir Next"/>
+                <w:color w:val="1A1A1A"/>
                 <w:sz w:val="17"/>
                 <w:szCs w:val="17"/>
               </w:rPr>
-              <w:t xml:space="preserve">Step 2</w:t>
-            </w:r>
-            <w:r>
-              <w:rPr>
-                <w:rFonts w:ascii="Avenir Next" w:hAnsi="Avenir Next" w:cs="Avenir Next" w:eastAsia="Avenir Next"/>
-                <w:color w:val="1A1A1A"/>
-                <w:sz w:val="17"/>
+              <w:tab/>
+            </w:r>
+            <w:r>
+              <w:rPr>
+                <w:rFonts w:ascii="Avenir Next" w:hAnsi="Avenir Next" w:cs="Avenir Next" w:eastAsia="Avenir Next"/>
+                <w:color w:val="1A1A1A"/>
+                <w:sz w:val="22"/>
                 <w:szCs w:val="17"/>
               </w:rPr>
-              <w:tab/>
-            </w:r>
-            <w:r>
-              <w:rPr>
-                <w:rFonts w:ascii="Avenir Next" w:hAnsi="Avenir Next" w:cs="Avenir Next" w:eastAsia="Avenir Next"/>
-                <w:color w:val="1A1A1A"/>
-                <w:sz w:val="17"/>
+              <w:t xml:space="preserve">Simplify: </w:t>
+            </w:r>
+            <w:r>
+              <w:rPr>
+                <w:rFonts w:ascii="Avenir Next" w:hAnsi="Avenir Next" w:cs="Avenir Next" w:eastAsia="Avenir Next"/>
+                <w:i/>
+                <w:color w:val="1A1A1A"/>
+                <w:sz w:val="22"/>
                 <w:szCs w:val="17"/>
               </w:rPr>
-              <w:t xml:space="preserve">Simplify: </w:t>
-            </w:r>
-            <w:r>
-              <w:rPr>
-                <w:rFonts w:ascii="Avenir Next" w:hAnsi="Avenir Next" w:cs="Avenir Next" w:eastAsia="Avenir Next"/>
-                <w:i/>
-                <w:color w:val="1A1A1A"/>
-                <w:sz w:val="17"/>
-                <w:szCs w:val="17"/>
-              </w:rPr>
               <w:t xml:space="preserve">y</w:t>
             </w:r>
             <w:r>
               <w:rPr>
                 <w:rFonts w:ascii="Avenir Next" w:hAnsi="Avenir Next" w:cs="Avenir Next" w:eastAsia="Avenir Next"/>
                 <w:color w:val="1A1A1A"/>
-                <w:sz w:val="17"/>
+                <w:sz w:val="22"/>
                 <w:szCs w:val="17"/>
               </w:rPr>
               <w:t xml:space="preserve"> = 26.</w:t>
@@ -512,25 +515,25 @@
                 <w:rFonts w:ascii="Avenir Next" w:hAnsi="Avenir Next" w:cs="Avenir Next" w:eastAsia="Avenir Next"/>
                 <w:b/>
                 <w:color w:val="003A70"/>
+                <w:sz w:val="22"/>
+                <w:szCs w:val="17"/>
+              </w:rPr>
+              <w:t xml:space="preserve">Step 3</w:t>
+            </w:r>
+            <w:r>
+              <w:rPr>
+                <w:rFonts w:ascii="Avenir Next" w:hAnsi="Avenir Next" w:cs="Avenir Next" w:eastAsia="Avenir Next"/>
+                <w:color w:val="1A1A1A"/>
                 <w:sz w:val="17"/>
                 <w:szCs w:val="17"/>
               </w:rPr>
-              <w:t xml:space="preserve">Step 3</w:t>
-            </w:r>
-            <w:r>
-              <w:rPr>
-                <w:rFonts w:ascii="Avenir Next" w:hAnsi="Avenir Next" w:cs="Avenir Next" w:eastAsia="Avenir Next"/>
-                <w:color w:val="1A1A1A"/>
-                <w:sz w:val="17"/>
-                <w:szCs w:val="17"/>
-              </w:rPr>
               <w:tab/>
             </w:r>
             <w:r>
               <w:rPr>
                 <w:rFonts w:ascii="Avenir Next" w:hAnsi="Avenir Next" w:cs="Avenir Next" w:eastAsia="Avenir Next"/>
                 <w:color w:val="1A1A1A"/>
-                <w:sz w:val="17"/>
+                <w:sz w:val="22"/>
                 <w:szCs w:val="17"/>
               </w:rPr>
               <w:t xml:space="preserve">Check: 26 + 14 = 40.</w:t>
@@ -549,29 +552,29 @@
                 <w:rFonts w:ascii="Avenir Next" w:hAnsi="Avenir Next" w:cs="Avenir Next" w:eastAsia="Avenir Next"/>
                 <w:b/>
                 <w:color w:val="1A1A1A"/>
+                <w:sz w:val="22"/>
+                <w:szCs w:val="17"/>
+              </w:rPr>
+              <w:t xml:space="preserve">Answer</w:t>
+            </w:r>
+            <w:r>
+              <w:rPr>
+                <w:rFonts w:ascii="Avenir Next" w:hAnsi="Avenir Next" w:cs="Avenir Next" w:eastAsia="Avenir Next"/>
+                <w:color w:val="1A1A1A"/>
                 <w:sz w:val="17"/>
                 <w:szCs w:val="17"/>
               </w:rPr>
-              <w:t xml:space="preserve">Answer</w:t>
-            </w:r>
-            <w:r>
-              <w:rPr>
-                <w:rFonts w:ascii="Avenir Next" w:hAnsi="Avenir Next" w:cs="Avenir Next" w:eastAsia="Avenir Next"/>
-                <w:color w:val="1A1A1A"/>
-                <w:sz w:val="17"/>
+              <w:tab/>
+            </w:r>
+            <w:r>
+              <w:rPr>
+                <w:rFonts w:ascii="Avenir Next" w:hAnsi="Avenir Next" w:cs="Avenir Next" w:eastAsia="Avenir Next"/>
+                <w:b/>
+                <w:i/>
+                <w:color w:val="1A1A1A"/>
+                <w:sz w:val="22"/>
                 <w:szCs w:val="17"/>
               </w:rPr>
-              <w:tab/>
-            </w:r>
-            <w:r>
-              <w:rPr>
-                <w:rFonts w:ascii="Avenir Next" w:hAnsi="Avenir Next" w:cs="Avenir Next" w:eastAsia="Avenir Next"/>
-                <w:b/>
-                <w:i/>
-                <w:color w:val="1A1A1A"/>
-                <w:sz w:val="17"/>
-                <w:szCs w:val="17"/>
-              </w:rPr>
               <w:t xml:space="preserve">y</w:t>
             </w:r>
             <w:r>
@@ -579,7 +582,7 @@
                 <w:rFonts w:ascii="Avenir Next" w:hAnsi="Avenir Next" w:cs="Avenir Next" w:eastAsia="Avenir Next"/>
                 <w:b/>
                 <w:color w:val="1A1A1A"/>
-                <w:sz w:val="17"/>
+                <w:sz w:val="22"/>
                 <w:szCs w:val="17"/>
               </w:rPr>
               <w:t xml:space="preserve"> = 26 points</w:t>
@@ -608,7 +611,7 @@
           <w:rFonts w:ascii="Avenir Next" w:hAnsi="Avenir Next" w:cs="Avenir Next" w:eastAsia="Avenir Next"/>
           <w:b/>
           <w:color w:val="1A1A1A"/>
-          <w:sz w:val="17"/>
+          <w:sz w:val="22"/>
           <w:szCs w:val="17"/>
         </w:rPr>
         <w:t xml:space="preserve">inverse operation</w:t>
@@ -618,7 +621,7 @@
           <w:rFonts w:ascii="Avenir Next" w:hAnsi="Avenir Next" w:cs="Avenir Next" w:eastAsia="Avenir Next"/>
           <w:i/>
           <w:color w:val="5A5F66"/>
-          <w:sz w:val="17"/>
+          <w:sz w:val="22"/>
           <w:szCs w:val="17"/>
         </w:rPr>
         <w:t xml:space="preserve"> (operación inversa)</w:t>
@@ -627,7 +630,7 @@
         <w:rPr>
           <w:rFonts w:ascii="Avenir Next" w:hAnsi="Avenir Next" w:cs="Avenir Next" w:eastAsia="Avenir Next"/>
           <w:color w:val="5A5F66"/>
-          <w:sz w:val="17"/>
+          <w:sz w:val="22"/>
           <w:szCs w:val="17"/>
         </w:rPr>
         <w:t xml:space="preserve">   ·   </w:t>
@@ -637,7 +640,7 @@
           <w:rFonts w:ascii="Avenir Next" w:hAnsi="Avenir Next" w:cs="Avenir Next" w:eastAsia="Avenir Next"/>
           <w:b/>
           <w:color w:val="1A1A1A"/>
-          <w:sz w:val="17"/>
+          <w:sz w:val="22"/>
           <w:szCs w:val="17"/>
         </w:rPr>
         <w:t xml:space="preserve">isolate</w:t>
@@ -647,7 +650,7 @@
           <w:rFonts w:ascii="Avenir Next" w:hAnsi="Avenir Next" w:cs="Avenir Next" w:eastAsia="Avenir Next"/>
           <w:i/>
           <w:color w:val="5A5F66"/>
-          <w:sz w:val="17"/>
+          <w:sz w:val="22"/>
           <w:szCs w:val="17"/>
         </w:rPr>
         <w:t xml:space="preserve"> (aislar)</w:t>
@@ -656,7 +659,7 @@
         <w:rPr>
           <w:rFonts w:ascii="Avenir Next" w:hAnsi="Avenir Next" w:cs="Avenir Next" w:eastAsia="Avenir Next"/>
           <w:color w:val="5A5F66"/>
-          <w:sz w:val="17"/>
+          <w:sz w:val="22"/>
           <w:szCs w:val="17"/>
         </w:rPr>
         <w:t xml:space="preserve">   ·   </w:t>
@@ -666,7 +669,7 @@
           <w:rFonts w:ascii="Avenir Next" w:hAnsi="Avenir Next" w:cs="Avenir Next" w:eastAsia="Avenir Next"/>
           <w:b/>
           <w:color w:val="1A1A1A"/>
-          <w:sz w:val="17"/>
+          <w:sz w:val="22"/>
           <w:szCs w:val="17"/>
         </w:rPr>
         <w:t xml:space="preserve">one-step equation</w:t>
@@ -676,7 +679,7 @@
           <w:rFonts w:ascii="Avenir Next" w:hAnsi="Avenir Next" w:cs="Avenir Next" w:eastAsia="Avenir Next"/>
           <w:i/>
           <w:color w:val="5A5F66"/>
-          <w:sz w:val="17"/>
+          <w:sz w:val="22"/>
           <w:szCs w:val="17"/>
         </w:rPr>
         <w:t xml:space="preserve"> (ecuación de un paso)</w:t>
@@ -684,6 +687,7 @@
     </w:p>
     <w:p>
       <w:pPr>
+        <w:pStyle w:val="Heading2"/>
         <w:keepNext/>
         <w:pBdr>
           <w:bottom w:val="single" w:sz="8" w:space="3" w:color="003A70"/>
@@ -699,7 +703,7 @@
           <w:b/>
           <w:color w:val="003A70"/>
           <w:spacing w:val="14"/>
-          <w:sz w:val="19"/>
+          <w:sz w:val="22"/>
           <w:szCs w:val="19"/>
         </w:rPr>
         <w:t xml:space="preserve">PRACTICE</w:t>
@@ -718,7 +722,7 @@
           <w:rFonts w:ascii="Avenir Next" w:hAnsi="Avenir Next" w:cs="Avenir Next" w:eastAsia="Avenir Next"/>
           <w:i/>
           <w:color w:val="5A5F66"/>
-          <w:sz w:val="17"/>
+          <w:sz w:val="22"/>
           <w:szCs w:val="17"/>
         </w:rPr>
         <w:t xml:space="preserve">show your work · label units</w:t>
@@ -726,7 +730,7 @@
     </w:p>
     <w:p>
       <w:pPr>
-        <w:spacing w:before="0" w:after="0" w:line="20" w:lineRule="exact"/>
+        <w:spacing w:before="0" w:after="0" w:line="50" w:lineRule="exact"/>
       </w:pPr>
     </w:p>
     <w:tbl>
@@ -776,25 +780,25 @@
                 <w:rFonts w:ascii="Avenir Next" w:hAnsi="Avenir Next" w:cs="Avenir Next" w:eastAsia="Avenir Next"/>
                 <w:b/>
                 <w:color w:val="1A1A1A"/>
+                <w:sz w:val="22"/>
+                <w:szCs w:val="20"/>
+              </w:rPr>
+              <w:t xml:space="preserve">1.</w:t>
+            </w:r>
+            <w:r>
+              <w:rPr>
+                <w:rFonts w:ascii="Avenir Next" w:hAnsi="Avenir Next" w:cs="Avenir Next" w:eastAsia="Avenir Next"/>
+                <w:color w:val="1A1A1A"/>
                 <w:sz w:val="20"/>
                 <w:szCs w:val="20"/>
               </w:rPr>
-              <w:t xml:space="preserve">1.</w:t>
-            </w:r>
-            <w:r>
-              <w:rPr>
-                <w:rFonts w:ascii="Avenir Next" w:hAnsi="Avenir Next" w:cs="Avenir Next" w:eastAsia="Avenir Next"/>
-                <w:color w:val="1A1A1A"/>
-                <w:sz w:val="20"/>
-                <w:szCs w:val="20"/>
-              </w:rPr>
               <w:tab/>
             </w:r>
             <w:r>
               <w:rPr>
                 <w:rFonts w:ascii="Avenir Next" w:hAnsi="Avenir Next" w:cs="Avenir Next" w:eastAsia="Avenir Next"/>
                 <w:color w:val="1A1A1A"/>
-                <w:sz w:val="20"/>
+                <w:sz w:val="22"/>
                 <w:szCs w:val="20"/>
               </w:rPr>
               <w:t xml:space="preserve">Solve each equation.</w:t>
@@ -850,7 +854,7 @@
                       <w:rFonts w:ascii="Avenir Next" w:hAnsi="Avenir Next" w:cs="Avenir Next" w:eastAsia="Avenir Next"/>
                       <w:b/>
                       <w:color w:val="003A70"/>
-                      <w:sz w:val="20"/>
+                      <w:sz w:val="22"/>
                       <w:szCs w:val="20"/>
                     </w:rPr>
                     <w:t xml:space="preserve">a.</w:t>
@@ -869,7 +873,7 @@
                       <w:rFonts w:ascii="Avenir Next" w:hAnsi="Avenir Next" w:cs="Avenir Next" w:eastAsia="Avenir Next"/>
                       <w:i/>
                       <w:color w:val="1A1A1A"/>
-                      <w:sz w:val="20"/>
+                      <w:sz w:val="22"/>
                       <w:szCs w:val="20"/>
                     </w:rPr>
                     <w:t xml:space="preserve">n</w:t>
@@ -878,7 +882,7 @@
                     <w:rPr>
                       <w:rFonts w:ascii="Avenir Next" w:hAnsi="Avenir Next" w:cs="Avenir Next" w:eastAsia="Avenir Next"/>
                       <w:color w:val="1A1A1A"/>
-                      <w:sz w:val="20"/>
+                      <w:sz w:val="22"/>
                       <w:szCs w:val="20"/>
                     </w:rPr>
                     <w:t xml:space="preserve"> + 23 = 60</w:t>
@@ -922,7 +926,7 @@
                       <w:rFonts w:ascii="Avenir Next" w:hAnsi="Avenir Next" w:cs="Avenir Next" w:eastAsia="Avenir Next"/>
                       <w:b/>
                       <w:color w:val="003A70"/>
-                      <w:sz w:val="20"/>
+                      <w:sz w:val="22"/>
                       <w:szCs w:val="20"/>
                     </w:rPr>
                     <w:t xml:space="preserve">b.</w:t>
@@ -940,7 +944,7 @@
                     <w:rPr>
                       <w:rFonts w:ascii="Avenir Next" w:hAnsi="Avenir Next" w:cs="Avenir Next" w:eastAsia="Avenir Next"/>
                       <w:color w:val="1A1A1A"/>
-                      <w:sz w:val="20"/>
+                      <w:sz w:val="22"/>
                       <w:szCs w:val="20"/>
                     </w:rPr>
                     <w:t xml:space="preserve">14 + </w:t>
@@ -950,7 +954,7 @@
                       <w:rFonts w:ascii="Avenir Next" w:hAnsi="Avenir Next" w:cs="Avenir Next" w:eastAsia="Avenir Next"/>
                       <w:i/>
                       <w:color w:val="1A1A1A"/>
-                      <w:sz w:val="20"/>
+                      <w:sz w:val="22"/>
                       <w:szCs w:val="20"/>
                     </w:rPr>
                     <w:t xml:space="preserve">p</w:t>
@@ -959,7 +963,7 @@
                     <w:rPr>
                       <w:rFonts w:ascii="Avenir Next" w:hAnsi="Avenir Next" w:cs="Avenir Next" w:eastAsia="Avenir Next"/>
                       <w:color w:val="1A1A1A"/>
-                      <w:sz w:val="20"/>
+                      <w:sz w:val="22"/>
                       <w:szCs w:val="20"/>
                     </w:rPr>
                     <w:t xml:space="preserve"> = 39</w:t>
@@ -1003,7 +1007,7 @@
                       <w:rFonts w:ascii="Avenir Next" w:hAnsi="Avenir Next" w:cs="Avenir Next" w:eastAsia="Avenir Next"/>
                       <w:b/>
                       <w:color w:val="003A70"/>
-                      <w:sz w:val="20"/>
+                      <w:sz w:val="22"/>
                       <w:szCs w:val="20"/>
                     </w:rPr>
                     <w:t xml:space="preserve">c.</w:t>
@@ -1022,7 +1026,7 @@
                       <w:rFonts w:ascii="Avenir Next" w:hAnsi="Avenir Next" w:cs="Avenir Next" w:eastAsia="Avenir Next"/>
                       <w:i/>
                       <w:color w:val="1A1A1A"/>
-                      <w:sz w:val="20"/>
+                      <w:sz w:val="22"/>
                       <w:szCs w:val="20"/>
                     </w:rPr>
                     <w:t xml:space="preserve">x</w:t>
@@ -1031,7 +1035,7 @@
                     <w:rPr>
                       <w:rFonts w:ascii="Avenir Next" w:hAnsi="Avenir Next" w:cs="Avenir Next" w:eastAsia="Avenir Next"/>
                       <w:color w:val="1A1A1A"/>
-                      <w:sz w:val="20"/>
+                      <w:sz w:val="22"/>
                       <w:szCs w:val="20"/>
                     </w:rPr>
                     <w:t xml:space="preserve"> + 17 = 45</w:t>
@@ -1081,7 +1085,7 @@
                       <w:rFonts w:ascii="Avenir Next" w:hAnsi="Avenir Next" w:cs="Avenir Next" w:eastAsia="Avenir Next"/>
                       <w:b/>
                       <w:color w:val="003A70"/>
-                      <w:sz w:val="20"/>
+                      <w:sz w:val="22"/>
                       <w:szCs w:val="20"/>
                     </w:rPr>
                     <w:t xml:space="preserve">d.</w:t>
@@ -1100,7 +1104,7 @@
                       <w:rFonts w:ascii="Avenir Next" w:hAnsi="Avenir Next" w:cs="Avenir Next" w:eastAsia="Avenir Next"/>
                       <w:i/>
                       <w:color w:val="1A1A1A"/>
-                      <w:sz w:val="20"/>
+                      <w:sz w:val="22"/>
                       <w:szCs w:val="20"/>
                     </w:rPr>
                     <w:t xml:space="preserve">y</w:t>
@@ -1109,7 +1113,7 @@
                     <w:rPr>
                       <w:rFonts w:ascii="Avenir Next" w:hAnsi="Avenir Next" w:cs="Avenir Next" w:eastAsia="Avenir Next"/>
                       <w:color w:val="1A1A1A"/>
-                      <w:sz w:val="20"/>
+                      <w:sz w:val="22"/>
                       <w:szCs w:val="20"/>
                     </w:rPr>
                     <w:t xml:space="preserve"> + 8.5 = 21</w:t>
@@ -1153,7 +1157,7 @@
                       <w:rFonts w:ascii="Avenir Next" w:hAnsi="Avenir Next" w:cs="Avenir Next" w:eastAsia="Avenir Next"/>
                       <w:b/>
                       <w:color w:val="003A70"/>
-                      <w:sz w:val="20"/>
+                      <w:sz w:val="22"/>
                       <w:szCs w:val="20"/>
                     </w:rPr>
                     <w:t xml:space="preserve">e.</w:t>
@@ -1172,7 +1176,7 @@
                       <w:rFonts w:ascii="Avenir Next" w:hAnsi="Avenir Next" w:cs="Avenir Next" w:eastAsia="Avenir Next"/>
                       <w:i/>
                       <w:color w:val="1A1A1A"/>
-                      <w:sz w:val="20"/>
+                      <w:sz w:val="22"/>
                       <w:szCs w:val="20"/>
                     </w:rPr>
                     <w:t xml:space="preserve">m</w:t>
@@ -1181,7 +1185,7 @@
                     <w:rPr>
                       <w:rFonts w:ascii="Avenir Next" w:hAnsi="Avenir Next" w:cs="Avenir Next" w:eastAsia="Avenir Next"/>
                       <w:color w:val="1A1A1A"/>
-                      <w:sz w:val="20"/>
+                      <w:sz w:val="22"/>
                       <w:szCs w:val="20"/>
                     </w:rPr>
                     <w:t xml:space="preserve"> + 15 = 33</w:t>
@@ -1225,7 +1229,7 @@
                       <w:rFonts w:ascii="Avenir Next" w:hAnsi="Avenir Next" w:cs="Avenir Next" w:eastAsia="Avenir Next"/>
                       <w:b/>
                       <w:color w:val="003A70"/>
-                      <w:sz w:val="20"/>
+                      <w:sz w:val="22"/>
                       <w:szCs w:val="20"/>
                     </w:rPr>
                     <w:t xml:space="preserve">f.</w:t>
@@ -1244,7 +1248,7 @@
                       <w:rFonts w:ascii="Avenir Next" w:hAnsi="Avenir Next" w:cs="Avenir Next" w:eastAsia="Avenir Next"/>
                       <w:i/>
                       <w:color w:val="1A1A1A"/>
-                      <w:sz w:val="20"/>
+                      <w:sz w:val="22"/>
                       <w:szCs w:val="20"/>
                     </w:rPr>
                     <w:t xml:space="preserve">w</w:t>
@@ -1253,7 +1257,7 @@
                     <w:rPr>
                       <w:rFonts w:ascii="Avenir Next" w:hAnsi="Avenir Next" w:cs="Avenir Next" w:eastAsia="Avenir Next"/>
                       <w:color w:val="1A1A1A"/>
-                      <w:sz w:val="20"/>
+                      <w:sz w:val="22"/>
                       <w:szCs w:val="20"/>
                     </w:rPr>
                     <w:t xml:space="preserve"> + 2.5 = 9</w:t>
@@ -1283,7 +1287,7 @@
           </w:tbl>
           <w:p>
             <w:pPr>
-              <w:spacing w:before="0" w:after="0" w:line="24" w:lineRule="auto"/>
+              <w:spacing w:before="0" w:after="0" w:line="50" w:lineRule="exact"/>
             </w:pPr>
           </w:p>
         </w:tc>
@@ -1291,12 +1295,12 @@
     </w:tbl>
     <w:p>
       <w:pPr>
-        <w:spacing w:before="0" w:after="0" w:line="20" w:lineRule="exact"/>
+        <w:spacing w:before="0" w:after="0" w:line="50" w:lineRule="exact"/>
       </w:pPr>
     </w:p>
     <w:p>
       <w:pPr>
-        <w:spacing w:before="0" w:after="0" w:line="20" w:lineRule="exact"/>
+        <w:spacing w:before="0" w:after="0" w:line="50" w:lineRule="exact"/>
       </w:pPr>
     </w:p>
     <w:tbl>
@@ -1346,18 +1350,18 @@
                 <w:rFonts w:ascii="Avenir Next" w:hAnsi="Avenir Next" w:cs="Avenir Next" w:eastAsia="Avenir Next"/>
                 <w:b/>
                 <w:color w:val="1A1A1A"/>
+                <w:sz w:val="22"/>
+                <w:szCs w:val="20"/>
+              </w:rPr>
+              <w:t xml:space="preserve">2.</w:t>
+            </w:r>
+            <w:r>
+              <w:rPr>
+                <w:rFonts w:ascii="Avenir Next" w:hAnsi="Avenir Next" w:cs="Avenir Next" w:eastAsia="Avenir Next"/>
+                <w:color w:val="1A1A1A"/>
                 <w:sz w:val="20"/>
                 <w:szCs w:val="20"/>
               </w:rPr>
-              <w:t xml:space="preserve">2.</w:t>
-            </w:r>
-            <w:r>
-              <w:rPr>
-                <w:rFonts w:ascii="Avenir Next" w:hAnsi="Avenir Next" w:cs="Avenir Next" w:eastAsia="Avenir Next"/>
-                <w:color w:val="1A1A1A"/>
-                <w:sz w:val="20"/>
-                <w:szCs w:val="20"/>
-              </w:rPr>
               <w:tab/>
             </w:r>
             <w:r>
@@ -1365,7 +1369,7 @@
                 <w:rFonts w:ascii="Avenir Next" w:hAnsi="Avenir Next" w:cs="Avenir Next" w:eastAsia="Avenir Next"/>
                 <w:b/>
                 <w:color w:val="1A1A1A"/>
-                <w:sz w:val="20"/>
+                <w:sz w:val="22"/>
                 <w:szCs w:val="20"/>
               </w:rPr>
               <w:t xml:space="preserve">Field Trip Seats.  </w:t>
@@ -1374,7 +1378,7 @@
               <w:rPr>
                 <w:rFonts w:ascii="Avenir Next" w:hAnsi="Avenir Next" w:cs="Avenir Next" w:eastAsia="Avenir Next"/>
                 <w:color w:val="1A1A1A"/>
-                <w:sz w:val="20"/>
+                <w:sz w:val="22"/>
                 <w:szCs w:val="20"/>
               </w:rPr>
               <w:t xml:space="preserve">A bus leaves school with </w:t>
@@ -1384,7 +1388,7 @@
                 <w:rFonts w:ascii="Avenir Next" w:hAnsi="Avenir Next" w:cs="Avenir Next" w:eastAsia="Avenir Next"/>
                 <w:i/>
                 <w:color w:val="1A1A1A"/>
-                <w:sz w:val="20"/>
+                <w:sz w:val="22"/>
                 <w:szCs w:val="20"/>
               </w:rPr>
               <w:t xml:space="preserve">r</w:t>
@@ -1393,7 +1397,7 @@
               <w:rPr>
                 <w:rFonts w:ascii="Avenir Next" w:hAnsi="Avenir Next" w:cs="Avenir Next" w:eastAsia="Avenir Next"/>
                 <w:color w:val="1A1A1A"/>
-                <w:sz w:val="20"/>
+                <w:sz w:val="22"/>
                 <w:szCs w:val="20"/>
               </w:rPr>
               <w:t xml:space="preserve"> riders. At the next stop 19 more riders get on. Now there are 56 riders.</w:t>
@@ -1409,7 +1413,7 @@
               <w:drawing>
                 <wp:inline distT="0" distB="0" distL="0" distR="0">
                   <wp:extent cx="2743200" cy="459187"/>
-                  <wp:docPr id="1" name="Figure 1"/>
+                  <wp:docPr id="1" name="Figure 1" descr="Tape diagram. : 2 equal sections; section labels r, 19. Total label: 56."/>
                   <a:graphic xmlns:a="http://schemas.openxmlformats.org/drawingml/2006/main">
                     <a:graphicData uri="http://schemas.openxmlformats.org/drawingml/2006/picture">
                       <pic:pic xmlns:pic="http://schemas.openxmlformats.org/drawingml/2006/picture">
@@ -1453,25 +1457,25 @@
                 <w:rFonts w:ascii="Avenir Next" w:hAnsi="Avenir Next" w:cs="Avenir Next" w:eastAsia="Avenir Next"/>
                 <w:b/>
                 <w:color w:val="003A70"/>
+                <w:sz w:val="22"/>
+                <w:szCs w:val="20"/>
+              </w:rPr>
+              <w:t xml:space="preserve">a.</w:t>
+            </w:r>
+            <w:r>
+              <w:rPr>
+                <w:rFonts w:ascii="Avenir Next" w:hAnsi="Avenir Next" w:cs="Avenir Next" w:eastAsia="Avenir Next"/>
+                <w:color w:val="1A1A1A"/>
                 <w:sz w:val="20"/>
                 <w:szCs w:val="20"/>
               </w:rPr>
-              <w:t xml:space="preserve">a.</w:t>
-            </w:r>
-            <w:r>
-              <w:rPr>
-                <w:rFonts w:ascii="Avenir Next" w:hAnsi="Avenir Next" w:cs="Avenir Next" w:eastAsia="Avenir Next"/>
-                <w:color w:val="1A1A1A"/>
-                <w:sz w:val="20"/>
-                <w:szCs w:val="20"/>
-              </w:rPr>
               <w:tab/>
             </w:r>
             <w:r>
               <w:rPr>
                 <w:rFonts w:ascii="Avenir Next" w:hAnsi="Avenir Next" w:cs="Avenir Next" w:eastAsia="Avenir Next"/>
                 <w:color w:val="1A1A1A"/>
-                <w:sz w:val="20"/>
+                <w:sz w:val="22"/>
                 <w:szCs w:val="20"/>
               </w:rPr>
               <w:t xml:space="preserve">Write an addition equation.</w:t>
@@ -1510,25 +1514,25 @@
                 <w:rFonts w:ascii="Avenir Next" w:hAnsi="Avenir Next" w:cs="Avenir Next" w:eastAsia="Avenir Next"/>
                 <w:b/>
                 <w:color w:val="003A70"/>
+                <w:sz w:val="22"/>
+                <w:szCs w:val="20"/>
+              </w:rPr>
+              <w:t xml:space="preserve">b.</w:t>
+            </w:r>
+            <w:r>
+              <w:rPr>
+                <w:rFonts w:ascii="Avenir Next" w:hAnsi="Avenir Next" w:cs="Avenir Next" w:eastAsia="Avenir Next"/>
+                <w:color w:val="1A1A1A"/>
                 <w:sz w:val="20"/>
                 <w:szCs w:val="20"/>
               </w:rPr>
-              <w:t xml:space="preserve">b.</w:t>
-            </w:r>
-            <w:r>
-              <w:rPr>
-                <w:rFonts w:ascii="Avenir Next" w:hAnsi="Avenir Next" w:cs="Avenir Next" w:eastAsia="Avenir Next"/>
-                <w:color w:val="1A1A1A"/>
-                <w:sz w:val="20"/>
-                <w:szCs w:val="20"/>
-              </w:rPr>
               <w:tab/>
             </w:r>
             <w:r>
               <w:rPr>
                 <w:rFonts w:ascii="Avenir Next" w:hAnsi="Avenir Next" w:cs="Avenir Next" w:eastAsia="Avenir Next"/>
                 <w:color w:val="1A1A1A"/>
-                <w:sz w:val="20"/>
+                <w:sz w:val="22"/>
                 <w:szCs w:val="20"/>
               </w:rPr>
               <w:t xml:space="preserve">Solve it.</w:t>
@@ -1567,25 +1571,25 @@
                 <w:rFonts w:ascii="Avenir Next" w:hAnsi="Avenir Next" w:cs="Avenir Next" w:eastAsia="Avenir Next"/>
                 <w:b/>
                 <w:color w:val="003A70"/>
+                <w:sz w:val="22"/>
+                <w:szCs w:val="20"/>
+              </w:rPr>
+              <w:t xml:space="preserve">c.</w:t>
+            </w:r>
+            <w:r>
+              <w:rPr>
+                <w:rFonts w:ascii="Avenir Next" w:hAnsi="Avenir Next" w:cs="Avenir Next" w:eastAsia="Avenir Next"/>
+                <w:color w:val="1A1A1A"/>
                 <w:sz w:val="20"/>
                 <w:szCs w:val="20"/>
               </w:rPr>
-              <w:t xml:space="preserve">c.</w:t>
-            </w:r>
-            <w:r>
-              <w:rPr>
-                <w:rFonts w:ascii="Avenir Next" w:hAnsi="Avenir Next" w:cs="Avenir Next" w:eastAsia="Avenir Next"/>
-                <w:color w:val="1A1A1A"/>
-                <w:sz w:val="20"/>
-                <w:szCs w:val="20"/>
-              </w:rPr>
               <w:tab/>
             </w:r>
             <w:r>
               <w:rPr>
                 <w:rFonts w:ascii="Avenir Next" w:hAnsi="Avenir Next" w:cs="Avenir Next" w:eastAsia="Avenir Next"/>
                 <w:color w:val="1A1A1A"/>
-                <w:sz w:val="20"/>
+                <w:sz w:val="22"/>
                 <w:szCs w:val="20"/>
               </w:rPr>
               <w:t xml:space="preserve">Check your solution.</w:t>
@@ -1615,12 +1619,12 @@
     </w:tbl>
     <w:p>
       <w:pPr>
-        <w:spacing w:before="0" w:after="0" w:line="20" w:lineRule="exact"/>
+        <w:spacing w:before="0" w:after="0" w:line="50" w:lineRule="exact"/>
       </w:pPr>
     </w:p>
     <w:p>
       <w:pPr>
-        <w:spacing w:before="0" w:after="0" w:line="20" w:lineRule="exact"/>
+        <w:spacing w:before="0" w:after="0" w:line="50" w:lineRule="exact"/>
       </w:pPr>
     </w:p>
     <w:tbl>
@@ -1670,18 +1674,18 @@
                 <w:rFonts w:ascii="Avenir Next" w:hAnsi="Avenir Next" w:cs="Avenir Next" w:eastAsia="Avenir Next"/>
                 <w:b/>
                 <w:color w:val="1A1A1A"/>
+                <w:sz w:val="22"/>
+                <w:szCs w:val="20"/>
+              </w:rPr>
+              <w:t xml:space="preserve">3.</w:t>
+            </w:r>
+            <w:r>
+              <w:rPr>
+                <w:rFonts w:ascii="Avenir Next" w:hAnsi="Avenir Next" w:cs="Avenir Next" w:eastAsia="Avenir Next"/>
+                <w:color w:val="1A1A1A"/>
                 <w:sz w:val="20"/>
                 <w:szCs w:val="20"/>
               </w:rPr>
-              <w:t xml:space="preserve">3.</w:t>
-            </w:r>
-            <w:r>
-              <w:rPr>
-                <w:rFonts w:ascii="Avenir Next" w:hAnsi="Avenir Next" w:cs="Avenir Next" w:eastAsia="Avenir Next"/>
-                <w:color w:val="1A1A1A"/>
-                <w:sz w:val="20"/>
-                <w:szCs w:val="20"/>
-              </w:rPr>
               <w:tab/>
             </w:r>
             <w:r>
@@ -1689,7 +1693,7 @@
                 <w:rFonts w:ascii="Avenir Next" w:hAnsi="Avenir Next" w:cs="Avenir Next" w:eastAsia="Avenir Next"/>
                 <w:b/>
                 <w:color w:val="1A1A1A"/>
-                <w:sz w:val="20"/>
+                <w:sz w:val="22"/>
                 <w:szCs w:val="20"/>
               </w:rPr>
               <w:t xml:space="preserve">Hiking Distance.  </w:t>
@@ -1698,7 +1702,7 @@
               <w:rPr>
                 <w:rFonts w:ascii="Avenir Next" w:hAnsi="Avenir Next" w:cs="Avenir Next" w:eastAsia="Avenir Next"/>
                 <w:color w:val="1A1A1A"/>
-                <w:sz w:val="20"/>
+                <w:sz w:val="22"/>
                 <w:szCs w:val="20"/>
               </w:rPr>
               <w:t xml:space="preserve">Priya hiked 12.5 miles on Sunday. That was 3.5 miles more than she hiked on Saturday. Write and solve an equation for </w:t>
@@ -1708,7 +1712,7 @@
                 <w:rFonts w:ascii="Avenir Next" w:hAnsi="Avenir Next" w:cs="Avenir Next" w:eastAsia="Avenir Next"/>
                 <w:i/>
                 <w:color w:val="1A1A1A"/>
-                <w:sz w:val="20"/>
+                <w:sz w:val="22"/>
                 <w:szCs w:val="20"/>
               </w:rPr>
               <w:t xml:space="preserve">s</w:t>
@@ -1717,7 +1721,7 @@
               <w:rPr>
                 <w:rFonts w:ascii="Avenir Next" w:hAnsi="Avenir Next" w:cs="Avenir Next" w:eastAsia="Avenir Next"/>
                 <w:color w:val="1A1A1A"/>
-                <w:sz w:val="20"/>
+                <w:sz w:val="22"/>
                 <w:szCs w:val="20"/>
               </w:rPr>
               <w:t xml:space="preserve">, Saturday’s miles.</w:t>
@@ -1734,7 +1738,7 @@
                 <w:rFonts w:ascii="Avenir Next" w:hAnsi="Avenir Next" w:cs="Avenir Next" w:eastAsia="Avenir Next"/>
                 <w:b/>
                 <w:color w:val="003A70"/>
-                <w:sz w:val="17"/>
+                <w:sz w:val="22"/>
                 <w:szCs w:val="17"/>
               </w:rPr>
               <w:t xml:space="preserve">Hint  </w:t>
@@ -1744,7 +1748,7 @@
                 <w:rFonts w:ascii="Avenir Next" w:hAnsi="Avenir Next" w:cs="Avenir Next" w:eastAsia="Avenir Next"/>
                 <w:i/>
                 <w:color w:val="5A5F66"/>
-                <w:sz w:val="17"/>
+                <w:sz w:val="22"/>
                 <w:szCs w:val="17"/>
               </w:rPr>
               <w:t xml:space="preserve">Saturday’s miles + 3.5 = Sunday’s miles.</w:t>
@@ -1752,7 +1756,7 @@
           </w:p>
           <w:p>
             <w:pPr>
-              <w:spacing w:before="0" w:after="0" w:line="60" w:lineRule="auto"/>
+              <w:spacing w:before="0" w:after="0" w:line="50" w:lineRule="exact"/>
             </w:pPr>
           </w:p>
           <w:tbl>
@@ -1821,25 +1825,25 @@
                 <w:rFonts w:ascii="Avenir Next" w:hAnsi="Avenir Next" w:cs="Avenir Next" w:eastAsia="Avenir Next"/>
                 <w:b/>
                 <w:color w:val="1A1A1A"/>
+                <w:sz w:val="22"/>
+                <w:szCs w:val="18"/>
+              </w:rPr>
+              <w:t xml:space="preserve">Answer</w:t>
+            </w:r>
+            <w:r>
+              <w:rPr>
+                <w:rFonts w:ascii="Avenir Next" w:hAnsi="Avenir Next" w:cs="Avenir Next" w:eastAsia="Avenir Next"/>
+                <w:color w:val="1A1A1A"/>
                 <w:sz w:val="18"/>
                 <w:szCs w:val="18"/>
               </w:rPr>
-              <w:t xml:space="preserve">Answer</w:t>
-            </w:r>
-            <w:r>
-              <w:rPr>
-                <w:rFonts w:ascii="Avenir Next" w:hAnsi="Avenir Next" w:cs="Avenir Next" w:eastAsia="Avenir Next"/>
-                <w:color w:val="1A1A1A"/>
-                <w:sz w:val="18"/>
-                <w:szCs w:val="18"/>
-              </w:rPr>
               <w:tab/>
             </w:r>
             <w:r>
               <w:rPr>
                 <w:rFonts w:ascii="Avenir Next" w:hAnsi="Avenir Next" w:cs="Avenir Next" w:eastAsia="Avenir Next"/>
                 <w:color w:val="1A1A1A"/>
-                <w:sz w:val="18"/>
+                <w:sz w:val="22"/>
                 <w:szCs w:val="18"/>
               </w:rPr>
               <w:t xml:space="preserve">  miles</w:t>
@@ -1850,12 +1854,12 @@
     </w:tbl>
     <w:p>
       <w:pPr>
-        <w:spacing w:before="0" w:after="0" w:line="20" w:lineRule="exact"/>
+        <w:spacing w:before="0" w:after="0" w:line="50" w:lineRule="exact"/>
       </w:pPr>
     </w:p>
     <w:p>
       <w:pPr>
-        <w:spacing w:before="0" w:after="0" w:line="20" w:lineRule="exact"/>
+        <w:spacing w:before="0" w:after="0" w:line="50" w:lineRule="exact"/>
       </w:pPr>
     </w:p>
     <w:tbl>
@@ -1906,18 +1910,18 @@
                 <w:rFonts w:ascii="Avenir Next" w:hAnsi="Avenir Next" w:cs="Avenir Next" w:eastAsia="Avenir Next"/>
                 <w:b/>
                 <w:color w:val="1A1A1A"/>
+                <w:sz w:val="22"/>
+                <w:szCs w:val="20"/>
+              </w:rPr>
+              <w:t xml:space="preserve">4.</w:t>
+            </w:r>
+            <w:r>
+              <w:rPr>
+                <w:rFonts w:ascii="Avenir Next" w:hAnsi="Avenir Next" w:cs="Avenir Next" w:eastAsia="Avenir Next"/>
+                <w:color w:val="1A1A1A"/>
                 <w:sz w:val="20"/>
                 <w:szCs w:val="20"/>
               </w:rPr>
-              <w:t xml:space="preserve">4.</w:t>
-            </w:r>
-            <w:r>
-              <w:rPr>
-                <w:rFonts w:ascii="Avenir Next" w:hAnsi="Avenir Next" w:cs="Avenir Next" w:eastAsia="Avenir Next"/>
-                <w:color w:val="1A1A1A"/>
-                <w:sz w:val="20"/>
-                <w:szCs w:val="20"/>
-              </w:rPr>
               <w:tab/>
             </w:r>
             <w:r>
@@ -1925,7 +1929,7 @@
                 <w:rFonts w:ascii="Avenir Next" w:hAnsi="Avenir Next" w:cs="Avenir Next" w:eastAsia="Avenir Next"/>
                 <w:b/>
                 <w:color w:val="1A1A1A"/>
-                <w:sz w:val="20"/>
+                <w:sz w:val="22"/>
                 <w:szCs w:val="20"/>
               </w:rPr>
               <w:t xml:space="preserve">Aquarium Fish.  </w:t>
@@ -1934,7 +1938,7 @@
               <w:rPr>
                 <w:rFonts w:ascii="Avenir Next" w:hAnsi="Avenir Next" w:cs="Avenir Next" w:eastAsia="Avenir Next"/>
                 <w:color w:val="1A1A1A"/>
-                <w:sz w:val="20"/>
+                <w:sz w:val="22"/>
                 <w:szCs w:val="20"/>
               </w:rPr>
               <w:t xml:space="preserve">A tank held </w:t>
@@ -1944,7 +1948,7 @@
                 <w:rFonts w:ascii="Avenir Next" w:hAnsi="Avenir Next" w:cs="Avenir Next" w:eastAsia="Avenir Next"/>
                 <w:i/>
                 <w:color w:val="1A1A1A"/>
-                <w:sz w:val="20"/>
+                <w:sz w:val="22"/>
                 <w:szCs w:val="20"/>
               </w:rPr>
               <w:t xml:space="preserve">f</w:t>
@@ -1953,7 +1957,7 @@
               <w:rPr>
                 <w:rFonts w:ascii="Avenir Next" w:hAnsi="Avenir Next" w:cs="Avenir Next" w:eastAsia="Avenir Next"/>
                 <w:color w:val="1A1A1A"/>
-                <w:sz w:val="20"/>
+                <w:sz w:val="22"/>
                 <w:szCs w:val="20"/>
               </w:rPr>
               <w:t xml:space="preserve"> fish. The owner added 14 more. Then it held 62 fish. Solve </w:t>
@@ -1963,7 +1967,7 @@
                 <w:rFonts w:ascii="Avenir Next" w:hAnsi="Avenir Next" w:cs="Avenir Next" w:eastAsia="Avenir Next"/>
                 <w:i/>
                 <w:color w:val="1A1A1A"/>
-                <w:sz w:val="20"/>
+                <w:sz w:val="22"/>
                 <w:szCs w:val="20"/>
               </w:rPr>
               <w:t xml:space="preserve">f</w:t>
@@ -1972,7 +1976,7 @@
               <w:rPr>
                 <w:rFonts w:ascii="Avenir Next" w:hAnsi="Avenir Next" w:cs="Avenir Next" w:eastAsia="Avenir Next"/>
                 <w:color w:val="1A1A1A"/>
-                <w:sz w:val="20"/>
+                <w:sz w:val="22"/>
                 <w:szCs w:val="20"/>
               </w:rPr>
               <w:t xml:space="preserve"> + 14 = 62.</w:t>
@@ -1989,7 +1993,7 @@
                 <w:rFonts w:ascii="Avenir Next" w:hAnsi="Avenir Next" w:cs="Avenir Next" w:eastAsia="Avenir Next"/>
                 <w:b/>
                 <w:color w:val="003A70"/>
-                <w:sz w:val="17"/>
+                <w:sz w:val="22"/>
                 <w:szCs w:val="17"/>
               </w:rPr>
               <w:t xml:space="preserve">Hint  </w:t>
@@ -1999,7 +2003,7 @@
                 <w:rFonts w:ascii="Avenir Next" w:hAnsi="Avenir Next" w:cs="Avenir Next" w:eastAsia="Avenir Next"/>
                 <w:i/>
                 <w:color w:val="5A5F66"/>
-                <w:sz w:val="17"/>
+                <w:sz w:val="22"/>
                 <w:szCs w:val="17"/>
               </w:rPr>
               <w:t xml:space="preserve">Subtract 14 from both sides.</w:t>
@@ -2007,7 +2011,7 @@
           </w:p>
           <w:p>
             <w:pPr>
-              <w:spacing w:before="0" w:after="0" w:line="60" w:lineRule="auto"/>
+              <w:spacing w:before="0" w:after="0" w:line="50" w:lineRule="exact"/>
             </w:pPr>
           </w:p>
           <w:tbl>
@@ -2076,7 +2080,7 @@
                 <w:rFonts w:ascii="Avenir Next" w:hAnsi="Avenir Next" w:cs="Avenir Next" w:eastAsia="Avenir Next"/>
                 <w:b/>
                 <w:color w:val="1A1A1A"/>
-                <w:sz w:val="18"/>
+                <w:sz w:val="22"/>
                 <w:szCs w:val="18"/>
               </w:rPr>
               <w:t xml:space="preserve">f =</w:t>
@@ -2111,18 +2115,18 @@
                 <w:rFonts w:ascii="Avenir Next" w:hAnsi="Avenir Next" w:cs="Avenir Next" w:eastAsia="Avenir Next"/>
                 <w:b/>
                 <w:color w:val="1A1A1A"/>
+                <w:sz w:val="22"/>
+                <w:szCs w:val="20"/>
+              </w:rPr>
+              <w:t xml:space="preserve">5.</w:t>
+            </w:r>
+            <w:r>
+              <w:rPr>
+                <w:rFonts w:ascii="Avenir Next" w:hAnsi="Avenir Next" w:cs="Avenir Next" w:eastAsia="Avenir Next"/>
+                <w:color w:val="1A1A1A"/>
                 <w:sz w:val="20"/>
                 <w:szCs w:val="20"/>
               </w:rPr>
-              <w:t xml:space="preserve">5.</w:t>
-            </w:r>
-            <w:r>
-              <w:rPr>
-                <w:rFonts w:ascii="Avenir Next" w:hAnsi="Avenir Next" w:cs="Avenir Next" w:eastAsia="Avenir Next"/>
-                <w:color w:val="1A1A1A"/>
-                <w:sz w:val="20"/>
-                <w:szCs w:val="20"/>
-              </w:rPr>
               <w:tab/>
             </w:r>
             <w:r>
@@ -2130,7 +2134,7 @@
                 <w:rFonts w:ascii="Avenir Next" w:hAnsi="Avenir Next" w:cs="Avenir Next" w:eastAsia="Avenir Next"/>
                 <w:b/>
                 <w:color w:val="1A1A1A"/>
-                <w:sz w:val="20"/>
+                <w:sz w:val="22"/>
                 <w:szCs w:val="20"/>
               </w:rPr>
               <w:t xml:space="preserve">Savings Jar.  </w:t>
@@ -2139,7 +2143,7 @@
               <w:rPr>
                 <w:rFonts w:ascii="Avenir Next" w:hAnsi="Avenir Next" w:cs="Avenir Next" w:eastAsia="Avenir Next"/>
                 <w:color w:val="1A1A1A"/>
-                <w:sz w:val="20"/>
+                <w:sz w:val="22"/>
                 <w:szCs w:val="20"/>
               </w:rPr>
               <w:t xml:space="preserve">Devin had </w:t>
@@ -2149,7 +2153,7 @@
                 <w:rFonts w:ascii="Avenir Next" w:hAnsi="Avenir Next" w:cs="Avenir Next" w:eastAsia="Avenir Next"/>
                 <w:i/>
                 <w:color w:val="1A1A1A"/>
-                <w:sz w:val="20"/>
+                <w:sz w:val="22"/>
                 <w:szCs w:val="20"/>
               </w:rPr>
               <w:t xml:space="preserve">d</w:t>
@@ -2158,7 +2162,7 @@
               <w:rPr>
                 <w:rFonts w:ascii="Avenir Next" w:hAnsi="Avenir Next" w:cs="Avenir Next" w:eastAsia="Avenir Next"/>
                 <w:color w:val="1A1A1A"/>
-                <w:sz w:val="20"/>
+                <w:sz w:val="22"/>
                 <w:szCs w:val="20"/>
               </w:rPr>
               <w:t xml:space="preserve"> dollars in a jar. He added $16. Then the jar held $73. Solve </w:t>
@@ -2168,7 +2172,7 @@
                 <w:rFonts w:ascii="Avenir Next" w:hAnsi="Avenir Next" w:cs="Avenir Next" w:eastAsia="Avenir Next"/>
                 <w:i/>
                 <w:color w:val="1A1A1A"/>
-                <w:sz w:val="20"/>
+                <w:sz w:val="22"/>
                 <w:szCs w:val="20"/>
               </w:rPr>
               <w:t xml:space="preserve">d</w:t>
@@ -2177,7 +2181,7 @@
               <w:rPr>
                 <w:rFonts w:ascii="Avenir Next" w:hAnsi="Avenir Next" w:cs="Avenir Next" w:eastAsia="Avenir Next"/>
                 <w:color w:val="1A1A1A"/>
-                <w:sz w:val="20"/>
+                <w:sz w:val="22"/>
                 <w:szCs w:val="20"/>
               </w:rPr>
               <w:t xml:space="preserve"> + 16 = 73.</w:t>
@@ -2185,7 +2189,7 @@
           </w:p>
           <w:p>
             <w:pPr>
-              <w:spacing w:before="0" w:after="0" w:line="60" w:lineRule="auto"/>
+              <w:spacing w:before="0" w:after="0" w:line="50" w:lineRule="exact"/>
             </w:pPr>
           </w:p>
           <w:tbl>
@@ -2254,7 +2258,7 @@
                 <w:rFonts w:ascii="Avenir Next" w:hAnsi="Avenir Next" w:cs="Avenir Next" w:eastAsia="Avenir Next"/>
                 <w:b/>
                 <w:color w:val="1A1A1A"/>
-                <w:sz w:val="18"/>
+                <w:sz w:val="22"/>
                 <w:szCs w:val="18"/>
               </w:rPr>
               <w:t xml:space="preserve">d =</w:t>
@@ -2274,12 +2278,12 @@
     </w:tbl>
     <w:p>
       <w:pPr>
-        <w:spacing w:before="0" w:after="0" w:line="20" w:lineRule="exact"/>
+        <w:spacing w:before="0" w:after="0" w:line="50" w:lineRule="exact"/>
       </w:pPr>
     </w:p>
     <w:p>
       <w:pPr>
-        <w:spacing w:before="0" w:after="0" w:line="20" w:lineRule="exact"/>
+        <w:spacing w:before="0" w:after="0" w:line="50" w:lineRule="exact"/>
       </w:pPr>
     </w:p>
     <w:tbl>
@@ -2329,18 +2333,18 @@
                 <w:rFonts w:ascii="Avenir Next" w:hAnsi="Avenir Next" w:cs="Avenir Next" w:eastAsia="Avenir Next"/>
                 <w:b/>
                 <w:color w:val="1A1A1A"/>
+                <w:sz w:val="22"/>
+                <w:szCs w:val="20"/>
+              </w:rPr>
+              <w:t xml:space="preserve">6.</w:t>
+            </w:r>
+            <w:r>
+              <w:rPr>
+                <w:rFonts w:ascii="Avenir Next" w:hAnsi="Avenir Next" w:cs="Avenir Next" w:eastAsia="Avenir Next"/>
+                <w:color w:val="1A1A1A"/>
                 <w:sz w:val="20"/>
                 <w:szCs w:val="20"/>
               </w:rPr>
-              <w:t xml:space="preserve">6.</w:t>
-            </w:r>
-            <w:r>
-              <w:rPr>
-                <w:rFonts w:ascii="Avenir Next" w:hAnsi="Avenir Next" w:cs="Avenir Next" w:eastAsia="Avenir Next"/>
-                <w:color w:val="1A1A1A"/>
-                <w:sz w:val="20"/>
-                <w:szCs w:val="20"/>
-              </w:rPr>
               <w:tab/>
             </w:r>
             <w:r>
@@ -2348,7 +2352,7 @@
                 <w:rFonts w:ascii="Avenir Next" w:hAnsi="Avenir Next" w:cs="Avenir Next" w:eastAsia="Avenir Next"/>
                 <w:b/>
                 <w:color w:val="1A1A1A"/>
-                <w:sz w:val="20"/>
+                <w:sz w:val="22"/>
                 <w:szCs w:val="20"/>
               </w:rPr>
               <w:t xml:space="preserve">Rainfall Total.  </w:t>
@@ -2357,7 +2361,7 @@
               <w:rPr>
                 <w:rFonts w:ascii="Avenir Next" w:hAnsi="Avenir Next" w:cs="Avenir Next" w:eastAsia="Avenir Next"/>
                 <w:color w:val="1A1A1A"/>
-                <w:sz w:val="20"/>
+                <w:sz w:val="22"/>
                 <w:szCs w:val="20"/>
               </w:rPr>
               <w:t xml:space="preserve">A rain gauge held </w:t>
@@ -2367,7 +2371,7 @@
                 <w:rFonts w:ascii="Avenir Next" w:hAnsi="Avenir Next" w:cs="Avenir Next" w:eastAsia="Avenir Next"/>
                 <w:i/>
                 <w:color w:val="1A1A1A"/>
-                <w:sz w:val="20"/>
+                <w:sz w:val="22"/>
                 <w:szCs w:val="20"/>
               </w:rPr>
               <w:t xml:space="preserve">r</w:t>
@@ -2376,7 +2380,7 @@
               <w:rPr>
                 <w:rFonts w:ascii="Avenir Next" w:hAnsi="Avenir Next" w:cs="Avenir Next" w:eastAsia="Avenir Next"/>
                 <w:color w:val="1A1A1A"/>
-                <w:sz w:val="20"/>
+                <w:sz w:val="22"/>
                 <w:szCs w:val="20"/>
               </w:rPr>
               <w:t xml:space="preserve"> inches on Monday. On Tuesday it caught 2.4 more inches. The total was 5.9 inches. Write and solve an equation.</w:t>
@@ -2393,7 +2397,7 @@
                 <w:rFonts w:ascii="Avenir Next" w:hAnsi="Avenir Next" w:cs="Avenir Next" w:eastAsia="Avenir Next"/>
                 <w:b/>
                 <w:color w:val="003A70"/>
-                <w:sz w:val="17"/>
+                <w:sz w:val="22"/>
                 <w:szCs w:val="17"/>
               </w:rPr>
               <w:t xml:space="preserve">Hint  </w:t>
@@ -2403,7 +2407,7 @@
                 <w:rFonts w:ascii="Avenir Next" w:hAnsi="Avenir Next" w:cs="Avenir Next" w:eastAsia="Avenir Next"/>
                 <w:i/>
                 <w:color w:val="5A5F66"/>
-                <w:sz w:val="17"/>
+                <w:sz w:val="22"/>
                 <w:szCs w:val="17"/>
               </w:rPr>
               <w:t xml:space="preserve">Subtract 2.4 from both sides. Line up the decimal points.</w:t>
@@ -2411,7 +2415,7 @@
           </w:p>
           <w:p>
             <w:pPr>
-              <w:spacing w:before="0" w:after="0" w:line="60" w:lineRule="auto"/>
+              <w:spacing w:before="0" w:after="0" w:line="50" w:lineRule="exact"/>
             </w:pPr>
           </w:p>
           <w:tbl>
@@ -2480,25 +2484,25 @@
                 <w:rFonts w:ascii="Avenir Next" w:hAnsi="Avenir Next" w:cs="Avenir Next" w:eastAsia="Avenir Next"/>
                 <w:b/>
                 <w:color w:val="1A1A1A"/>
+                <w:sz w:val="22"/>
+                <w:szCs w:val="18"/>
+              </w:rPr>
+              <w:t xml:space="preserve">Answer</w:t>
+            </w:r>
+            <w:r>
+              <w:rPr>
+                <w:rFonts w:ascii="Avenir Next" w:hAnsi="Avenir Next" w:cs="Avenir Next" w:eastAsia="Avenir Next"/>
+                <w:color w:val="1A1A1A"/>
                 <w:sz w:val="18"/>
                 <w:szCs w:val="18"/>
               </w:rPr>
-              <w:t xml:space="preserve">Answer</w:t>
-            </w:r>
-            <w:r>
-              <w:rPr>
-                <w:rFonts w:ascii="Avenir Next" w:hAnsi="Avenir Next" w:cs="Avenir Next" w:eastAsia="Avenir Next"/>
-                <w:color w:val="1A1A1A"/>
-                <w:sz w:val="18"/>
-                <w:szCs w:val="18"/>
-              </w:rPr>
               <w:tab/>
             </w:r>
             <w:r>
               <w:rPr>
                 <w:rFonts w:ascii="Avenir Next" w:hAnsi="Avenir Next" w:cs="Avenir Next" w:eastAsia="Avenir Next"/>
                 <w:color w:val="1A1A1A"/>
-                <w:sz w:val="18"/>
+                <w:sz w:val="22"/>
                 <w:szCs w:val="18"/>
               </w:rPr>
               <w:t xml:space="preserve">  inches</w:t>
@@ -2509,12 +2513,12 @@
     </w:tbl>
     <w:p>
       <w:pPr>
-        <w:spacing w:before="0" w:after="0" w:line="20" w:lineRule="exact"/>
+        <w:spacing w:before="0" w:after="0" w:line="50" w:lineRule="exact"/>
       </w:pPr>
     </w:p>
     <w:p>
       <w:pPr>
-        <w:spacing w:before="0" w:after="0" w:line="20" w:lineRule="exact"/>
+        <w:spacing w:before="0" w:after="0" w:line="50" w:lineRule="exact"/>
       </w:pPr>
     </w:p>
     <w:tbl>
@@ -2564,18 +2568,18 @@
                 <w:rFonts w:ascii="Avenir Next" w:hAnsi="Avenir Next" w:cs="Avenir Next" w:eastAsia="Avenir Next"/>
                 <w:b/>
                 <w:color w:val="1A1A1A"/>
+                <w:sz w:val="22"/>
+                <w:szCs w:val="20"/>
+              </w:rPr>
+              <w:t xml:space="preserve">7.</w:t>
+            </w:r>
+            <w:r>
+              <w:rPr>
+                <w:rFonts w:ascii="Avenir Next" w:hAnsi="Avenir Next" w:cs="Avenir Next" w:eastAsia="Avenir Next"/>
+                <w:color w:val="1A1A1A"/>
                 <w:sz w:val="20"/>
                 <w:szCs w:val="20"/>
               </w:rPr>
-              <w:t xml:space="preserve">7.</w:t>
-            </w:r>
-            <w:r>
-              <w:rPr>
-                <w:rFonts w:ascii="Avenir Next" w:hAnsi="Avenir Next" w:cs="Avenir Next" w:eastAsia="Avenir Next"/>
-                <w:color w:val="1A1A1A"/>
-                <w:sz w:val="20"/>
-                <w:szCs w:val="20"/>
-              </w:rPr>
               <w:tab/>
             </w:r>
             <w:r>
@@ -2583,7 +2587,7 @@
                 <w:rFonts w:ascii="Avenir Next" w:hAnsi="Avenir Next" w:cs="Avenir Next" w:eastAsia="Avenir Next"/>
                 <w:b/>
                 <w:color w:val="1A1A1A"/>
-                <w:sz w:val="20"/>
+                <w:sz w:val="22"/>
                 <w:szCs w:val="20"/>
               </w:rPr>
               <w:t xml:space="preserve">Book Pages.  </w:t>
@@ -2592,7 +2596,7 @@
               <w:rPr>
                 <w:rFonts w:ascii="Avenir Next" w:hAnsi="Avenir Next" w:cs="Avenir Next" w:eastAsia="Avenir Next"/>
                 <w:color w:val="1A1A1A"/>
-                <w:sz w:val="20"/>
+                <w:sz w:val="22"/>
                 <w:szCs w:val="20"/>
               </w:rPr>
               <w:t xml:space="preserve">Malia read </w:t>
@@ -2602,7 +2606,7 @@
                 <w:rFonts w:ascii="Avenir Next" w:hAnsi="Avenir Next" w:cs="Avenir Next" w:eastAsia="Avenir Next"/>
                 <w:i/>
                 <w:color w:val="1A1A1A"/>
-                <w:sz w:val="20"/>
+                <w:sz w:val="22"/>
                 <w:szCs w:val="20"/>
               </w:rPr>
               <w:t xml:space="preserve">p</w:t>
@@ -2611,7 +2615,7 @@
               <w:rPr>
                 <w:rFonts w:ascii="Avenir Next" w:hAnsi="Avenir Next" w:cs="Avenir Next" w:eastAsia="Avenir Next"/>
                 <w:color w:val="1A1A1A"/>
-                <w:sz w:val="20"/>
+                <w:sz w:val="22"/>
                 <w:szCs w:val="20"/>
               </w:rPr>
               <w:t xml:space="preserve"> pages last night. This morning she read 38 more pages, for 91 pages in all. Write and solve an equation. Check it.</w:t>
@@ -2628,7 +2632,7 @@
                 <w:rFonts w:ascii="Avenir Next" w:hAnsi="Avenir Next" w:cs="Avenir Next" w:eastAsia="Avenir Next"/>
                 <w:b/>
                 <w:color w:val="003A70"/>
-                <w:sz w:val="17"/>
+                <w:sz w:val="22"/>
                 <w:szCs w:val="17"/>
               </w:rPr>
               <w:t xml:space="preserve">Hint  </w:t>
@@ -2638,7 +2642,7 @@
                 <w:rFonts w:ascii="Avenir Next" w:hAnsi="Avenir Next" w:cs="Avenir Next" w:eastAsia="Avenir Next"/>
                 <w:i/>
                 <w:color w:val="5A5F66"/>
-                <w:sz w:val="17"/>
+                <w:sz w:val="22"/>
                 <w:szCs w:val="17"/>
               </w:rPr>
               <w:t xml:space="preserve">Undo + 38 on both sides.</w:t>
@@ -2646,7 +2650,7 @@
           </w:p>
           <w:p>
             <w:pPr>
-              <w:spacing w:before="0" w:after="0" w:line="60" w:lineRule="auto"/>
+              <w:spacing w:before="0" w:after="0" w:line="50" w:lineRule="exact"/>
             </w:pPr>
           </w:p>
           <w:tbl>
@@ -2715,25 +2719,25 @@
                 <w:rFonts w:ascii="Avenir Next" w:hAnsi="Avenir Next" w:cs="Avenir Next" w:eastAsia="Avenir Next"/>
                 <w:b/>
                 <w:color w:val="1A1A1A"/>
+                <w:sz w:val="22"/>
+                <w:szCs w:val="18"/>
+              </w:rPr>
+              <w:t xml:space="preserve">Answer</w:t>
+            </w:r>
+            <w:r>
+              <w:rPr>
+                <w:rFonts w:ascii="Avenir Next" w:hAnsi="Avenir Next" w:cs="Avenir Next" w:eastAsia="Avenir Next"/>
+                <w:color w:val="1A1A1A"/>
                 <w:sz w:val="18"/>
                 <w:szCs w:val="18"/>
               </w:rPr>
-              <w:t xml:space="preserve">Answer</w:t>
-            </w:r>
-            <w:r>
-              <w:rPr>
-                <w:rFonts w:ascii="Avenir Next" w:hAnsi="Avenir Next" w:cs="Avenir Next" w:eastAsia="Avenir Next"/>
-                <w:color w:val="1A1A1A"/>
-                <w:sz w:val="18"/>
-                <w:szCs w:val="18"/>
-              </w:rPr>
               <w:tab/>
             </w:r>
             <w:r>
               <w:rPr>
                 <w:rFonts w:ascii="Avenir Next" w:hAnsi="Avenir Next" w:cs="Avenir Next" w:eastAsia="Avenir Next"/>
                 <w:color w:val="1A1A1A"/>
-                <w:sz w:val="18"/>
+                <w:sz w:val="22"/>
                 <w:szCs w:val="18"/>
               </w:rPr>
               <w:t xml:space="preserve">  pages</w:t>
@@ -2744,12 +2748,12 @@
     </w:tbl>
     <w:p>
       <w:pPr>
-        <w:spacing w:before="0" w:after="0" w:line="20" w:lineRule="exact"/>
+        <w:spacing w:before="0" w:after="0" w:line="50" w:lineRule="exact"/>
       </w:pPr>
     </w:p>
     <w:p>
       <w:pPr>
-        <w:spacing w:before="0" w:after="0" w:line="20" w:lineRule="exact"/>
+        <w:spacing w:before="0" w:after="0" w:line="50" w:lineRule="exact"/>
       </w:pPr>
     </w:p>
     <w:tbl>
@@ -2799,18 +2803,18 @@
                 <w:rFonts w:ascii="Avenir Next" w:hAnsi="Avenir Next" w:cs="Avenir Next" w:eastAsia="Avenir Next"/>
                 <w:b/>
                 <w:color w:val="1A1A1A"/>
+                <w:sz w:val="22"/>
+                <w:szCs w:val="20"/>
+              </w:rPr>
+              <w:t xml:space="preserve">8.</w:t>
+            </w:r>
+            <w:r>
+              <w:rPr>
+                <w:rFonts w:ascii="Avenir Next" w:hAnsi="Avenir Next" w:cs="Avenir Next" w:eastAsia="Avenir Next"/>
+                <w:color w:val="1A1A1A"/>
                 <w:sz w:val="20"/>
                 <w:szCs w:val="20"/>
               </w:rPr>
-              <w:t xml:space="preserve">8.</w:t>
-            </w:r>
-            <w:r>
-              <w:rPr>
-                <w:rFonts w:ascii="Avenir Next" w:hAnsi="Avenir Next" w:cs="Avenir Next" w:eastAsia="Avenir Next"/>
-                <w:color w:val="1A1A1A"/>
-                <w:sz w:val="20"/>
-                <w:szCs w:val="20"/>
-              </w:rPr>
               <w:tab/>
             </w:r>
             <w:r>
@@ -2818,7 +2822,7 @@
                 <w:rFonts w:ascii="Avenir Next" w:hAnsi="Avenir Next" w:cs="Avenir Next" w:eastAsia="Avenir Next"/>
                 <w:b/>
                 <w:color w:val="1A1A1A"/>
-                <w:sz w:val="20"/>
+                <w:sz w:val="22"/>
                 <w:szCs w:val="20"/>
               </w:rPr>
               <w:t xml:space="preserve">Savings Goal.  </w:t>
@@ -2827,7 +2831,7 @@
               <w:rPr>
                 <w:rFonts w:ascii="Avenir Next" w:hAnsi="Avenir Next" w:cs="Avenir Next" w:eastAsia="Avenir Next"/>
                 <w:color w:val="1A1A1A"/>
-                <w:sz w:val="20"/>
+                <w:sz w:val="22"/>
                 <w:szCs w:val="20"/>
               </w:rPr>
               <w:t xml:space="preserve">A student saved </w:t>
@@ -2837,7 +2841,7 @@
                 <w:rFonts w:ascii="Avenir Next" w:hAnsi="Avenir Next" w:cs="Avenir Next" w:eastAsia="Avenir Next"/>
                 <w:i/>
                 <w:color w:val="1A1A1A"/>
-                <w:sz w:val="20"/>
+                <w:sz w:val="22"/>
                 <w:szCs w:val="20"/>
               </w:rPr>
               <w:t xml:space="preserve">s</w:t>
@@ -2846,7 +2850,7 @@
               <w:rPr>
                 <w:rFonts w:ascii="Avenir Next" w:hAnsi="Avenir Next" w:cs="Avenir Next" w:eastAsia="Avenir Next"/>
                 <w:color w:val="1A1A1A"/>
-                <w:sz w:val="20"/>
+                <w:sz w:val="22"/>
                 <w:szCs w:val="20"/>
               </w:rPr>
               <w:t xml:space="preserve"> dollars. After earning $46 more, the total is $128.</w:t>
@@ -2866,25 +2870,25 @@
                 <w:rFonts w:ascii="Avenir Next" w:hAnsi="Avenir Next" w:cs="Avenir Next" w:eastAsia="Avenir Next"/>
                 <w:b/>
                 <w:color w:val="003A70"/>
+                <w:sz w:val="22"/>
+                <w:szCs w:val="20"/>
+              </w:rPr>
+              <w:t xml:space="preserve">a.</w:t>
+            </w:r>
+            <w:r>
+              <w:rPr>
+                <w:rFonts w:ascii="Avenir Next" w:hAnsi="Avenir Next" w:cs="Avenir Next" w:eastAsia="Avenir Next"/>
+                <w:color w:val="1A1A1A"/>
                 <w:sz w:val="20"/>
                 <w:szCs w:val="20"/>
               </w:rPr>
-              <w:t xml:space="preserve">a.</w:t>
-            </w:r>
-            <w:r>
-              <w:rPr>
-                <w:rFonts w:ascii="Avenir Next" w:hAnsi="Avenir Next" w:cs="Avenir Next" w:eastAsia="Avenir Next"/>
-                <w:color w:val="1A1A1A"/>
-                <w:sz w:val="20"/>
-                <w:szCs w:val="20"/>
-              </w:rPr>
               <w:tab/>
             </w:r>
             <w:r>
               <w:rPr>
                 <w:rFonts w:ascii="Avenir Next" w:hAnsi="Avenir Next" w:cs="Avenir Next" w:eastAsia="Avenir Next"/>
                 <w:color w:val="1A1A1A"/>
-                <w:sz w:val="20"/>
+                <w:sz w:val="22"/>
                 <w:szCs w:val="20"/>
               </w:rPr>
               <w:t xml:space="preserve">Write an equation.</w:t>
@@ -2923,25 +2927,25 @@
                 <w:rFonts w:ascii="Avenir Next" w:hAnsi="Avenir Next" w:cs="Avenir Next" w:eastAsia="Avenir Next"/>
                 <w:b/>
                 <w:color w:val="003A70"/>
+                <w:sz w:val="22"/>
+                <w:szCs w:val="20"/>
+              </w:rPr>
+              <w:t xml:space="preserve">b.</w:t>
+            </w:r>
+            <w:r>
+              <w:rPr>
+                <w:rFonts w:ascii="Avenir Next" w:hAnsi="Avenir Next" w:cs="Avenir Next" w:eastAsia="Avenir Next"/>
+                <w:color w:val="1A1A1A"/>
                 <w:sz w:val="20"/>
                 <w:szCs w:val="20"/>
               </w:rPr>
-              <w:t xml:space="preserve">b.</w:t>
-            </w:r>
-            <w:r>
-              <w:rPr>
-                <w:rFonts w:ascii="Avenir Next" w:hAnsi="Avenir Next" w:cs="Avenir Next" w:eastAsia="Avenir Next"/>
-                <w:color w:val="1A1A1A"/>
-                <w:sz w:val="20"/>
-                <w:szCs w:val="20"/>
-              </w:rPr>
               <w:tab/>
             </w:r>
             <w:r>
               <w:rPr>
                 <w:rFonts w:ascii="Avenir Next" w:hAnsi="Avenir Next" w:cs="Avenir Next" w:eastAsia="Avenir Next"/>
                 <w:color w:val="1A1A1A"/>
-                <w:sz w:val="20"/>
+                <w:sz w:val="22"/>
                 <w:szCs w:val="20"/>
               </w:rPr>
               <w:t xml:space="preserve">Solve it.</w:t>
@@ -2980,25 +2984,25 @@
                 <w:rFonts w:ascii="Avenir Next" w:hAnsi="Avenir Next" w:cs="Avenir Next" w:eastAsia="Avenir Next"/>
                 <w:b/>
                 <w:color w:val="003A70"/>
+                <w:sz w:val="22"/>
+                <w:szCs w:val="20"/>
+              </w:rPr>
+              <w:t xml:space="preserve">c.</w:t>
+            </w:r>
+            <w:r>
+              <w:rPr>
+                <w:rFonts w:ascii="Avenir Next" w:hAnsi="Avenir Next" w:cs="Avenir Next" w:eastAsia="Avenir Next"/>
+                <w:color w:val="1A1A1A"/>
                 <w:sz w:val="20"/>
                 <w:szCs w:val="20"/>
               </w:rPr>
-              <w:t xml:space="preserve">c.</w:t>
-            </w:r>
-            <w:r>
-              <w:rPr>
-                <w:rFonts w:ascii="Avenir Next" w:hAnsi="Avenir Next" w:cs="Avenir Next" w:eastAsia="Avenir Next"/>
-                <w:color w:val="1A1A1A"/>
-                <w:sz w:val="20"/>
-                <w:szCs w:val="20"/>
-              </w:rPr>
               <w:tab/>
             </w:r>
             <w:r>
               <w:rPr>
                 <w:rFonts w:ascii="Avenir Next" w:hAnsi="Avenir Next" w:cs="Avenir Next" w:eastAsia="Avenir Next"/>
                 <w:color w:val="1A1A1A"/>
-                <w:sz w:val="20"/>
+                <w:sz w:val="22"/>
                 <w:szCs w:val="20"/>
               </w:rPr>
               <w:t xml:space="preserve">The student now wants $200 in all. Write and solve an equation for </w:t>
@@ -3008,7 +3012,7 @@
                 <w:rFonts w:ascii="Avenir Next" w:hAnsi="Avenir Next" w:cs="Avenir Next" w:eastAsia="Avenir Next"/>
                 <w:i/>
                 <w:color w:val="1A1A1A"/>
-                <w:sz w:val="20"/>
+                <w:sz w:val="22"/>
                 <w:szCs w:val="20"/>
               </w:rPr>
               <w:t xml:space="preserve">e</w:t>
@@ -3017,7 +3021,7 @@
               <w:rPr>
                 <w:rFonts w:ascii="Avenir Next" w:hAnsi="Avenir Next" w:cs="Avenir Next" w:eastAsia="Avenir Next"/>
                 <w:color w:val="1A1A1A"/>
-                <w:sz w:val="20"/>
+                <w:sz w:val="22"/>
                 <w:szCs w:val="20"/>
               </w:rPr>
               <w:t xml:space="preserve">, the extra amount needed.</w:t>
@@ -3047,11 +3051,12 @@
     </w:tbl>
     <w:p>
       <w:pPr>
-        <w:spacing w:before="0" w:after="0" w:line="20" w:lineRule="exact"/>
+        <w:spacing w:before="0" w:after="0" w:line="50" w:lineRule="exact"/>
       </w:pPr>
     </w:p>
     <w:p>
       <w:pPr>
+        <w:pStyle w:val="Heading2"/>
         <w:keepNext/>
         <w:pBdr>
           <w:bottom w:val="single" w:sz="8" w:space="3" w:color="003A70"/>
@@ -3067,7 +3072,7 @@
           <w:b/>
           <w:color w:val="003A70"/>
           <w:spacing w:val="14"/>
-          <w:sz w:val="19"/>
+          <w:sz w:val="22"/>
           <w:szCs w:val="19"/>
         </w:rPr>
         <w:t xml:space="preserve">FIND THE ERROR</w:t>
@@ -3086,7 +3091,7 @@
           <w:rFonts w:ascii="Avenir Next" w:hAnsi="Avenir Next" w:cs="Avenir Next" w:eastAsia="Avenir Next"/>
           <w:i/>
           <w:color w:val="5A5F66"/>
-          <w:sz w:val="17"/>
+          <w:sz w:val="22"/>
           <w:szCs w:val="17"/>
         </w:rPr>
         <w:t xml:space="preserve">explain the mistake, then fix it</w:t>
@@ -3094,7 +3099,7 @@
     </w:p>
     <w:p>
       <w:pPr>
-        <w:spacing w:before="0" w:after="0" w:line="20" w:lineRule="exact"/>
+        <w:spacing w:before="0" w:after="0" w:line="50" w:lineRule="exact"/>
       </w:pPr>
     </w:p>
     <w:tbl>
@@ -3144,18 +3149,18 @@
                 <w:rFonts w:ascii="Avenir Next" w:hAnsi="Avenir Next" w:cs="Avenir Next" w:eastAsia="Avenir Next"/>
                 <w:b/>
                 <w:color w:val="1A1A1A"/>
+                <w:sz w:val="22"/>
+                <w:szCs w:val="20"/>
+              </w:rPr>
+              <w:t xml:space="preserve">9.</w:t>
+            </w:r>
+            <w:r>
+              <w:rPr>
+                <w:rFonts w:ascii="Avenir Next" w:hAnsi="Avenir Next" w:cs="Avenir Next" w:eastAsia="Avenir Next"/>
+                <w:color w:val="1A1A1A"/>
                 <w:sz w:val="20"/>
                 <w:szCs w:val="20"/>
               </w:rPr>
-              <w:t xml:space="preserve">9.</w:t>
-            </w:r>
-            <w:r>
-              <w:rPr>
-                <w:rFonts w:ascii="Avenir Next" w:hAnsi="Avenir Next" w:cs="Avenir Next" w:eastAsia="Avenir Next"/>
-                <w:color w:val="1A1A1A"/>
-                <w:sz w:val="20"/>
-                <w:szCs w:val="20"/>
-              </w:rPr>
               <w:tab/>
             </w:r>
             <w:r>
@@ -3163,7 +3168,7 @@
                 <w:rFonts w:ascii="Avenir Next" w:hAnsi="Avenir Next" w:cs="Avenir Next" w:eastAsia="Avenir Next"/>
                 <w:b/>
                 <w:color w:val="1A1A1A"/>
-                <w:sz w:val="20"/>
+                <w:sz w:val="22"/>
                 <w:szCs w:val="20"/>
               </w:rPr>
               <w:t xml:space="preserve">Jonah’s Work.  </w:t>
@@ -3172,7 +3177,7 @@
               <w:rPr>
                 <w:rFonts w:ascii="Avenir Next" w:hAnsi="Avenir Next" w:cs="Avenir Next" w:eastAsia="Avenir Next"/>
                 <w:color w:val="1A1A1A"/>
-                <w:sz w:val="20"/>
+                <w:sz w:val="22"/>
                 <w:szCs w:val="20"/>
               </w:rPr>
               <w:t xml:space="preserve">To solve </w:t>
@@ -3182,7 +3187,7 @@
                 <w:rFonts w:ascii="Avenir Next" w:hAnsi="Avenir Next" w:cs="Avenir Next" w:eastAsia="Avenir Next"/>
                 <w:i/>
                 <w:color w:val="1A1A1A"/>
-                <w:sz w:val="20"/>
+                <w:sz w:val="22"/>
                 <w:szCs w:val="20"/>
               </w:rPr>
               <w:t xml:space="preserve">b</w:t>
@@ -3191,7 +3196,7 @@
               <w:rPr>
                 <w:rFonts w:ascii="Avenir Next" w:hAnsi="Avenir Next" w:cs="Avenir Next" w:eastAsia="Avenir Next"/>
                 <w:color w:val="1A1A1A"/>
-                <w:sz w:val="20"/>
+                <w:sz w:val="22"/>
                 <w:szCs w:val="20"/>
               </w:rPr>
               <w:t xml:space="preserve"> + 26 = 40, Jonah subtracted 26 from the left side only. He wrote </w:t>
@@ -3201,7 +3206,7 @@
                 <w:rFonts w:ascii="Avenir Next" w:hAnsi="Avenir Next" w:cs="Avenir Next" w:eastAsia="Avenir Next"/>
                 <w:i/>
                 <w:color w:val="1A1A1A"/>
-                <w:sz w:val="20"/>
+                <w:sz w:val="22"/>
                 <w:szCs w:val="20"/>
               </w:rPr>
               <w:t xml:space="preserve">b</w:t>
@@ -3210,7 +3215,7 @@
               <w:rPr>
                 <w:rFonts w:ascii="Avenir Next" w:hAnsi="Avenir Next" w:cs="Avenir Next" w:eastAsia="Avenir Next"/>
                 <w:color w:val="1A1A1A"/>
-                <w:sz w:val="20"/>
+                <w:sz w:val="22"/>
                 <w:szCs w:val="20"/>
               </w:rPr>
               <w:t xml:space="preserve"> = 40. Explain his mistake. Then solve correctly.</w:t>
@@ -3256,7 +3261,7 @@
                 </w:tcPr>
                 <w:p>
                   <w:pPr>
-                    <w:spacing w:before="0" w:after="0" w:line="240" w:lineRule="auto"/>
+                    <w:spacing w:before="0" w:after="0" w:line="50" w:lineRule="exact"/>
                   </w:pPr>
                 </w:p>
               </w:tc>
@@ -3276,7 +3281,7 @@
                 </w:tcPr>
                 <w:p>
                   <w:pPr>
-                    <w:spacing w:before="0" w:after="0" w:line="240" w:lineRule="auto"/>
+                    <w:spacing w:before="0" w:after="0" w:line="50" w:lineRule="exact"/>
                   </w:pPr>
                 </w:p>
               </w:tc>
@@ -3296,7 +3301,7 @@
                 </w:tcPr>
                 <w:p>
                   <w:pPr>
-                    <w:spacing w:before="0" w:after="0" w:line="240" w:lineRule="auto"/>
+                    <w:spacing w:before="0" w:after="0" w:line="50" w:lineRule="exact"/>
                   </w:pPr>
                 </w:p>
               </w:tc>
@@ -3304,7 +3309,7 @@
           </w:tbl>
           <w:p>
             <w:pPr>
-              <w:spacing w:before="0" w:after="0" w:line="24" w:lineRule="auto"/>
+              <w:spacing w:before="0" w:after="0" w:line="50" w:lineRule="exact"/>
             </w:pPr>
           </w:p>
         </w:tc>
@@ -3312,11 +3317,12 @@
     </w:tbl>
     <w:p>
       <w:pPr>
-        <w:spacing w:before="0" w:after="0" w:line="20" w:lineRule="exact"/>
+        <w:spacing w:before="0" w:after="0" w:line="50" w:lineRule="exact"/>
       </w:pPr>
     </w:p>
     <w:p>
       <w:pPr>
+        <w:pStyle w:val="Heading2"/>
         <w:keepNext/>
         <w:pBdr>
           <w:bottom w:val="single" w:sz="8" w:space="3" w:color="003A70"/>
@@ -3332,7 +3338,7 @@
           <w:b/>
           <w:color w:val="003A70"/>
           <w:spacing w:val="14"/>
-          <w:sz w:val="19"/>
+          <w:sz w:val="22"/>
           <w:szCs w:val="19"/>
         </w:rPr>
         <w:t xml:space="preserve">TEST PRACTICE</w:t>
@@ -3351,7 +3357,7 @@
           <w:rFonts w:ascii="Avenir Next" w:hAnsi="Avenir Next" w:cs="Avenir Next" w:eastAsia="Avenir Next"/>
           <w:i/>
           <w:color w:val="5A5F66"/>
-          <w:sz w:val="17"/>
+          <w:sz w:val="22"/>
           <w:szCs w:val="17"/>
         </w:rPr>
         <w:t xml:space="preserve">choose the best answer</w:t>
@@ -3359,7 +3365,7 @@
     </w:p>
     <w:p>
       <w:pPr>
-        <w:spacing w:before="0" w:after="0" w:line="20" w:lineRule="exact"/>
+        <w:spacing w:before="0" w:after="0" w:line="50" w:lineRule="exact"/>
       </w:pPr>
     </w:p>
     <w:tbl>
@@ -3409,25 +3415,25 @@
                 <w:rFonts w:ascii="Avenir Next" w:hAnsi="Avenir Next" w:cs="Avenir Next" w:eastAsia="Avenir Next"/>
                 <w:b/>
                 <w:color w:val="1A1A1A"/>
+                <w:sz w:val="22"/>
+                <w:szCs w:val="20"/>
+              </w:rPr>
+              <w:t xml:space="preserve">10.</w:t>
+            </w:r>
+            <w:r>
+              <w:rPr>
+                <w:rFonts w:ascii="Avenir Next" w:hAnsi="Avenir Next" w:cs="Avenir Next" w:eastAsia="Avenir Next"/>
+                <w:color w:val="1A1A1A"/>
                 <w:sz w:val="20"/>
                 <w:szCs w:val="20"/>
               </w:rPr>
-              <w:t xml:space="preserve">10.</w:t>
-            </w:r>
-            <w:r>
-              <w:rPr>
-                <w:rFonts w:ascii="Avenir Next" w:hAnsi="Avenir Next" w:cs="Avenir Next" w:eastAsia="Avenir Next"/>
-                <w:color w:val="1A1A1A"/>
-                <w:sz w:val="20"/>
-                <w:szCs w:val="20"/>
-              </w:rPr>
               <w:tab/>
             </w:r>
             <w:r>
               <w:rPr>
                 <w:rFonts w:ascii="Avenir Next" w:hAnsi="Avenir Next" w:cs="Avenir Next" w:eastAsia="Avenir Next"/>
                 <w:color w:val="1A1A1A"/>
-                <w:sz w:val="20"/>
+                <w:sz w:val="22"/>
                 <w:szCs w:val="20"/>
               </w:rPr>
               <w:t xml:space="preserve">Solve </w:t>
@@ -3437,7 +3443,7 @@
                 <w:rFonts w:ascii="Avenir Next" w:hAnsi="Avenir Next" w:cs="Avenir Next" w:eastAsia="Avenir Next"/>
                 <w:i/>
                 <w:color w:val="1A1A1A"/>
-                <w:sz w:val="20"/>
+                <w:sz w:val="22"/>
                 <w:szCs w:val="20"/>
               </w:rPr>
               <w:t xml:space="preserve">y</w:t>
@@ -3446,7 +3452,7 @@
               <w:rPr>
                 <w:rFonts w:ascii="Avenir Next" w:hAnsi="Avenir Next" w:cs="Avenir Next" w:eastAsia="Avenir Next"/>
                 <w:color w:val="1A1A1A"/>
-                <w:sz w:val="20"/>
+                <w:sz w:val="22"/>
                 <w:szCs w:val="20"/>
               </w:rPr>
               <w:t xml:space="preserve"> + 15 = 42.</w:t>
@@ -3502,7 +3508,7 @@
                       <w:rFonts w:ascii="Avenir Next" w:hAnsi="Avenir Next" w:cs="Avenir Next" w:eastAsia="Avenir Next"/>
                       <w:b/>
                       <w:color w:val="003A70"/>
-                      <w:sz w:val="19"/>
+                      <w:sz w:val="22"/>
                       <w:szCs w:val="19"/>
                     </w:rPr>
                     <w:t xml:space="preserve">A</w:t>
@@ -3521,7 +3527,7 @@
                       <w:rFonts w:ascii="Avenir Next" w:hAnsi="Avenir Next" w:cs="Avenir Next" w:eastAsia="Avenir Next"/>
                       <w:i/>
                       <w:color w:val="1A1A1A"/>
-                      <w:sz w:val="19"/>
+                      <w:sz w:val="22"/>
                       <w:szCs w:val="19"/>
                     </w:rPr>
                     <w:t xml:space="preserve">y</w:t>
@@ -3530,7 +3536,7 @@
                     <w:rPr>
                       <w:rFonts w:ascii="Avenir Next" w:hAnsi="Avenir Next" w:cs="Avenir Next" w:eastAsia="Avenir Next"/>
                       <w:color w:val="1A1A1A"/>
-                      <w:sz w:val="19"/>
+                      <w:sz w:val="22"/>
                       <w:szCs w:val="19"/>
                     </w:rPr>
                     <w:t xml:space="preserve"> = 57</w:t>
@@ -3555,7 +3561,7 @@
                       <w:rFonts w:ascii="Avenir Next" w:hAnsi="Avenir Next" w:cs="Avenir Next" w:eastAsia="Avenir Next"/>
                       <w:b/>
                       <w:color w:val="003A70"/>
-                      <w:sz w:val="19"/>
+                      <w:sz w:val="22"/>
                       <w:szCs w:val="19"/>
                     </w:rPr>
                     <w:t xml:space="preserve">B</w:t>
@@ -3574,7 +3580,7 @@
                       <w:rFonts w:ascii="Avenir Next" w:hAnsi="Avenir Next" w:cs="Avenir Next" w:eastAsia="Avenir Next"/>
                       <w:i/>
                       <w:color w:val="1A1A1A"/>
-                      <w:sz w:val="19"/>
+                      <w:sz w:val="22"/>
                       <w:szCs w:val="19"/>
                     </w:rPr>
                     <w:t xml:space="preserve">y</w:t>
@@ -3583,7 +3589,7 @@
                     <w:rPr>
                       <w:rFonts w:ascii="Avenir Next" w:hAnsi="Avenir Next" w:cs="Avenir Next" w:eastAsia="Avenir Next"/>
                       <w:color w:val="1A1A1A"/>
-                      <w:sz w:val="19"/>
+                      <w:sz w:val="22"/>
                       <w:szCs w:val="19"/>
                     </w:rPr>
                     <w:t xml:space="preserve"> = 27</w:t>
@@ -3608,7 +3614,7 @@
                       <w:rFonts w:ascii="Avenir Next" w:hAnsi="Avenir Next" w:cs="Avenir Next" w:eastAsia="Avenir Next"/>
                       <w:b/>
                       <w:color w:val="003A70"/>
-                      <w:sz w:val="19"/>
+                      <w:sz w:val="22"/>
                       <w:szCs w:val="19"/>
                     </w:rPr>
                     <w:t xml:space="preserve">C</w:t>
@@ -3627,7 +3633,7 @@
                       <w:rFonts w:ascii="Avenir Next" w:hAnsi="Avenir Next" w:cs="Avenir Next" w:eastAsia="Avenir Next"/>
                       <w:i/>
                       <w:color w:val="1A1A1A"/>
-                      <w:sz w:val="19"/>
+                      <w:sz w:val="22"/>
                       <w:szCs w:val="19"/>
                     </w:rPr>
                     <w:t xml:space="preserve">y</w:t>
@@ -3636,7 +3642,7 @@
                     <w:rPr>
                       <w:rFonts w:ascii="Avenir Next" w:hAnsi="Avenir Next" w:cs="Avenir Next" w:eastAsia="Avenir Next"/>
                       <w:color w:val="1A1A1A"/>
-                      <w:sz w:val="19"/>
+                      <w:sz w:val="22"/>
                       <w:szCs w:val="19"/>
                     </w:rPr>
                     <w:t xml:space="preserve"> = 15</w:t>
@@ -3661,7 +3667,7 @@
                       <w:rFonts w:ascii="Avenir Next" w:hAnsi="Avenir Next" w:cs="Avenir Next" w:eastAsia="Avenir Next"/>
                       <w:b/>
                       <w:color w:val="003A70"/>
-                      <w:sz w:val="19"/>
+                      <w:sz w:val="22"/>
                       <w:szCs w:val="19"/>
                     </w:rPr>
                     <w:t xml:space="preserve">D</w:t>
@@ -3680,7 +3686,7 @@
                       <w:rFonts w:ascii="Avenir Next" w:hAnsi="Avenir Next" w:cs="Avenir Next" w:eastAsia="Avenir Next"/>
                       <w:i/>
                       <w:color w:val="1A1A1A"/>
-                      <w:sz w:val="19"/>
+                      <w:sz w:val="22"/>
                       <w:szCs w:val="19"/>
                     </w:rPr>
                     <w:t xml:space="preserve">y</w:t>
@@ -3689,7 +3695,7 @@
                     <w:rPr>
                       <w:rFonts w:ascii="Avenir Next" w:hAnsi="Avenir Next" w:cs="Avenir Next" w:eastAsia="Avenir Next"/>
                       <w:color w:val="1A1A1A"/>
-                      <w:sz w:val="19"/>
+                      <w:sz w:val="22"/>
                       <w:szCs w:val="19"/>
                     </w:rPr>
                     <w:t xml:space="preserve"> = 630</w:t>
@@ -3700,7 +3706,7 @@
           </w:tbl>
           <w:p>
             <w:pPr>
-              <w:spacing w:before="0" w:after="0" w:line="24" w:lineRule="auto"/>
+              <w:spacing w:before="0" w:after="0" w:line="50" w:lineRule="exact"/>
             </w:pPr>
           </w:p>
         </w:tc>
@@ -3708,12 +3714,12 @@
     </w:tbl>
     <w:p>
       <w:pPr>
-        <w:spacing w:before="0" w:after="0" w:line="20" w:lineRule="exact"/>
+        <w:spacing w:before="0" w:after="0" w:line="50" w:lineRule="exact"/>
       </w:pPr>
     </w:p>
     <w:p>
       <w:pPr>
-        <w:spacing w:before="0" w:after="0" w:line="20" w:lineRule="exact"/>
+        <w:spacing w:before="0" w:after="0" w:line="50" w:lineRule="exact"/>
       </w:pPr>
     </w:p>
     <w:tbl>
@@ -3763,25 +3769,25 @@
                 <w:rFonts w:ascii="Avenir Next" w:hAnsi="Avenir Next" w:cs="Avenir Next" w:eastAsia="Avenir Next"/>
                 <w:b/>
                 <w:color w:val="1A1A1A"/>
+                <w:sz w:val="22"/>
+                <w:szCs w:val="20"/>
+              </w:rPr>
+              <w:t xml:space="preserve">11.</w:t>
+            </w:r>
+            <w:r>
+              <w:rPr>
+                <w:rFonts w:ascii="Avenir Next" w:hAnsi="Avenir Next" w:cs="Avenir Next" w:eastAsia="Avenir Next"/>
+                <w:color w:val="1A1A1A"/>
                 <w:sz w:val="20"/>
                 <w:szCs w:val="20"/>
               </w:rPr>
-              <w:t xml:space="preserve">11.</w:t>
-            </w:r>
-            <w:r>
-              <w:rPr>
-                <w:rFonts w:ascii="Avenir Next" w:hAnsi="Avenir Next" w:cs="Avenir Next" w:eastAsia="Avenir Next"/>
-                <w:color w:val="1A1A1A"/>
-                <w:sz w:val="20"/>
-                <w:szCs w:val="20"/>
-              </w:rPr>
               <w:tab/>
             </w:r>
             <w:r>
               <w:rPr>
                 <w:rFonts w:ascii="Avenir Next" w:hAnsi="Avenir Next" w:cs="Avenir Next" w:eastAsia="Avenir Next"/>
                 <w:color w:val="1A1A1A"/>
-                <w:sz w:val="20"/>
+                <w:sz w:val="22"/>
                 <w:szCs w:val="20"/>
               </w:rPr>
               <w:t xml:space="preserve">To solve an addition equation, you —</w:t>
@@ -3835,7 +3841,7 @@
                       <w:rFonts w:ascii="Avenir Next" w:hAnsi="Avenir Next" w:cs="Avenir Next" w:eastAsia="Avenir Next"/>
                       <w:b/>
                       <w:color w:val="003A70"/>
-                      <w:sz w:val="19"/>
+                      <w:sz w:val="22"/>
                       <w:szCs w:val="19"/>
                     </w:rPr>
                     <w:t xml:space="preserve">A</w:t>
@@ -3853,7 +3859,7 @@
                     <w:rPr>
                       <w:rFonts w:ascii="Avenir Next" w:hAnsi="Avenir Next" w:cs="Avenir Next" w:eastAsia="Avenir Next"/>
                       <w:color w:val="1A1A1A"/>
-                      <w:sz w:val="19"/>
+                      <w:sz w:val="22"/>
                       <w:szCs w:val="19"/>
                     </w:rPr>
                     <w:t xml:space="preserve">subtract from one side only</w:t>
@@ -3878,7 +3884,7 @@
                       <w:rFonts w:ascii="Avenir Next" w:hAnsi="Avenir Next" w:cs="Avenir Next" w:eastAsia="Avenir Next"/>
                       <w:b/>
                       <w:color w:val="003A70"/>
-                      <w:sz w:val="19"/>
+                      <w:sz w:val="22"/>
                       <w:szCs w:val="19"/>
                     </w:rPr>
                     <w:t xml:space="preserve">B</w:t>
@@ -3896,7 +3902,7 @@
                     <w:rPr>
                       <w:rFonts w:ascii="Avenir Next" w:hAnsi="Avenir Next" w:cs="Avenir Next" w:eastAsia="Avenir Next"/>
                       <w:color w:val="1A1A1A"/>
-                      <w:sz w:val="19"/>
+                      <w:sz w:val="22"/>
                       <w:szCs w:val="19"/>
                     </w:rPr>
                     <w:t xml:space="preserve">multiply both sides</w:t>
@@ -3926,7 +3932,7 @@
                       <w:rFonts w:ascii="Avenir Next" w:hAnsi="Avenir Next" w:cs="Avenir Next" w:eastAsia="Avenir Next"/>
                       <w:b/>
                       <w:color w:val="003A70"/>
-                      <w:sz w:val="19"/>
+                      <w:sz w:val="22"/>
                       <w:szCs w:val="19"/>
                     </w:rPr>
                     <w:t xml:space="preserve">C</w:t>
@@ -3944,7 +3950,7 @@
                     <w:rPr>
                       <w:rFonts w:ascii="Avenir Next" w:hAnsi="Avenir Next" w:cs="Avenir Next" w:eastAsia="Avenir Next"/>
                       <w:color w:val="1A1A1A"/>
-                      <w:sz w:val="19"/>
+                      <w:sz w:val="22"/>
                       <w:szCs w:val="19"/>
                     </w:rPr>
                     <w:t xml:space="preserve">subtract the same number from both sides</w:t>
@@ -3969,7 +3975,7 @@
                       <w:rFonts w:ascii="Avenir Next" w:hAnsi="Avenir Next" w:cs="Avenir Next" w:eastAsia="Avenir Next"/>
                       <w:b/>
                       <w:color w:val="003A70"/>
-                      <w:sz w:val="19"/>
+                      <w:sz w:val="22"/>
                       <w:szCs w:val="19"/>
                     </w:rPr>
                     <w:t xml:space="preserve">D</w:t>
@@ -3987,7 +3993,7 @@
                     <w:rPr>
                       <w:rFonts w:ascii="Avenir Next" w:hAnsi="Avenir Next" w:cs="Avenir Next" w:eastAsia="Avenir Next"/>
                       <w:color w:val="1A1A1A"/>
-                      <w:sz w:val="19"/>
+                      <w:sz w:val="22"/>
                       <w:szCs w:val="19"/>
                     </w:rPr>
                     <w:t xml:space="preserve">add the same number to both sides</w:t>
@@ -3998,7 +4004,7 @@
           </w:tbl>
           <w:p>
             <w:pPr>
-              <w:spacing w:before="0" w:after="0" w:line="24" w:lineRule="auto"/>
+              <w:spacing w:before="0" w:after="0" w:line="50" w:lineRule="exact"/>
             </w:pPr>
           </w:p>
         </w:tc>
@@ -4006,11 +4012,12 @@
     </w:tbl>
     <w:p>
       <w:pPr>
-        <w:spacing w:before="0" w:after="0" w:line="20" w:lineRule="exact"/>
+        <w:spacing w:before="0" w:after="0" w:line="50" w:lineRule="exact"/>
       </w:pPr>
     </w:p>
     <w:p>
       <w:pPr>
+        <w:pStyle w:val="Heading2"/>
         <w:keepNext/>
         <w:pBdr>
           <w:bottom w:val="single" w:sz="8" w:space="3" w:color="003A70"/>
@@ -4026,7 +4033,7 @@
           <w:b/>
           <w:color w:val="003A70"/>
           <w:spacing w:val="14"/>
-          <w:sz w:val="19"/>
+          <w:sz w:val="22"/>
           <w:szCs w:val="19"/>
         </w:rPr>
         <w:t xml:space="preserve">SELF-CHECK CODE</w:t>
@@ -4045,7 +4052,7 @@
           <w:rFonts w:ascii="Avenir Next" w:hAnsi="Avenir Next" w:cs="Avenir Next" w:eastAsia="Avenir Next"/>
           <w:i/>
           <w:color w:val="5A5F66"/>
-          <w:sz w:val="17"/>
+          <w:sz w:val="22"/>
           <w:szCs w:val="17"/>
         </w:rPr>
         <w:t xml:space="preserve">find your answer · copy its letter into that problem’s box · spell a math word</w:t>
@@ -4104,7 +4111,7 @@
                 <w:rFonts w:ascii="Avenir Next" w:hAnsi="Avenir Next" w:cs="Avenir Next" w:eastAsia="Avenir Next"/>
                 <w:b/>
                 <w:color w:val="1A1A1A"/>
-                <w:sz w:val="18"/>
+                <w:sz w:val="22"/>
                 <w:szCs w:val="18"/>
               </w:rPr>
               <w:t xml:space="preserve">53</w:t>
@@ -4120,7 +4127,7 @@
                 <w:rFonts w:ascii="Avenir Next" w:hAnsi="Avenir Next" w:cs="Avenir Next" w:eastAsia="Avenir Next"/>
                 <w:b/>
                 <w:color w:val="003A70"/>
-                <w:sz w:val="18"/>
+                <w:sz w:val="22"/>
                 <w:szCs w:val="18"/>
               </w:rPr>
               <w:t xml:space="preserve">C</w:t>
@@ -4143,7 +4150,7 @@
                 <w:rFonts w:ascii="Avenir Next" w:hAnsi="Avenir Next" w:cs="Avenir Next" w:eastAsia="Avenir Next"/>
                 <w:b/>
                 <w:color w:val="1A1A1A"/>
-                <w:sz w:val="18"/>
+                <w:sz w:val="22"/>
                 <w:szCs w:val="18"/>
               </w:rPr>
               <w:t xml:space="preserve">8.3</w:t>
@@ -4159,7 +4166,7 @@
                 <w:rFonts w:ascii="Avenir Next" w:hAnsi="Avenir Next" w:cs="Avenir Next" w:eastAsia="Avenir Next"/>
                 <w:b/>
                 <w:color w:val="003A70"/>
-                <w:sz w:val="18"/>
+                <w:sz w:val="22"/>
                 <w:szCs w:val="18"/>
               </w:rPr>
               <w:t xml:space="preserve">X</w:t>
@@ -4182,7 +4189,7 @@
                 <w:rFonts w:ascii="Avenir Next" w:hAnsi="Avenir Next" w:cs="Avenir Next" w:eastAsia="Avenir Next"/>
                 <w:b/>
                 <w:color w:val="1A1A1A"/>
-                <w:sz w:val="18"/>
+                <w:sz w:val="22"/>
                 <w:szCs w:val="18"/>
               </w:rPr>
               <w:t xml:space="preserve">57</w:t>
@@ -4198,7 +4205,7 @@
                 <w:rFonts w:ascii="Avenir Next" w:hAnsi="Avenir Next" w:cs="Avenir Next" w:eastAsia="Avenir Next"/>
                 <w:b/>
                 <w:color w:val="003A70"/>
-                <w:sz w:val="18"/>
+                <w:sz w:val="22"/>
                 <w:szCs w:val="18"/>
               </w:rPr>
               <w:t xml:space="preserve">A</w:t>
@@ -4221,7 +4228,7 @@
                 <w:rFonts w:ascii="Avenir Next" w:hAnsi="Avenir Next" w:cs="Avenir Next" w:eastAsia="Avenir Next"/>
                 <w:b/>
                 <w:color w:val="1A1A1A"/>
-                <w:sz w:val="18"/>
+                <w:sz w:val="22"/>
                 <w:szCs w:val="18"/>
               </w:rPr>
               <w:t xml:space="preserve">37</w:t>
@@ -4237,7 +4244,7 @@
                 <w:rFonts w:ascii="Avenir Next" w:hAnsi="Avenir Next" w:cs="Avenir Next" w:eastAsia="Avenir Next"/>
                 <w:b/>
                 <w:color w:val="003A70"/>
-                <w:sz w:val="18"/>
+                <w:sz w:val="22"/>
                 <w:szCs w:val="18"/>
               </w:rPr>
               <w:t xml:space="preserve">B</w:t>
@@ -4260,7 +4267,7 @@
                 <w:rFonts w:ascii="Avenir Next" w:hAnsi="Avenir Next" w:cs="Avenir Next" w:eastAsia="Avenir Next"/>
                 <w:b/>
                 <w:color w:val="1A1A1A"/>
-                <w:sz w:val="18"/>
+                <w:sz w:val="22"/>
                 <w:szCs w:val="18"/>
               </w:rPr>
               <w:t xml:space="preserve">9</w:t>
@@ -4276,7 +4283,7 @@
                 <w:rFonts w:ascii="Avenir Next" w:hAnsi="Avenir Next" w:cs="Avenir Next" w:eastAsia="Avenir Next"/>
                 <w:b/>
                 <w:color w:val="003A70"/>
-                <w:sz w:val="18"/>
+                <w:sz w:val="22"/>
                 <w:szCs w:val="18"/>
               </w:rPr>
               <w:t xml:space="preserve">A</w:t>
@@ -4299,7 +4306,7 @@
                 <w:rFonts w:ascii="Avenir Next" w:hAnsi="Avenir Next" w:cs="Avenir Next" w:eastAsia="Avenir Next"/>
                 <w:b/>
                 <w:color w:val="1A1A1A"/>
-                <w:sz w:val="18"/>
+                <w:sz w:val="22"/>
                 <w:szCs w:val="18"/>
               </w:rPr>
               <w:t xml:space="preserve">76</w:t>
@@ -4315,7 +4322,7 @@
                 <w:rFonts w:ascii="Avenir Next" w:hAnsi="Avenir Next" w:cs="Avenir Next" w:eastAsia="Avenir Next"/>
                 <w:b/>
                 <w:color w:val="003A70"/>
-                <w:sz w:val="18"/>
+                <w:sz w:val="22"/>
                 <w:szCs w:val="18"/>
               </w:rPr>
               <w:t xml:space="preserve">Z</w:t>
@@ -4338,7 +4345,7 @@
                 <w:rFonts w:ascii="Avenir Next" w:hAnsi="Avenir Next" w:cs="Avenir Next" w:eastAsia="Avenir Next"/>
                 <w:b/>
                 <w:color w:val="1A1A1A"/>
-                <w:sz w:val="18"/>
+                <w:sz w:val="22"/>
                 <w:szCs w:val="18"/>
               </w:rPr>
               <w:t xml:space="preserve">3.5</w:t>
@@ -4354,7 +4361,7 @@
                 <w:rFonts w:ascii="Avenir Next" w:hAnsi="Avenir Next" w:cs="Avenir Next" w:eastAsia="Avenir Next"/>
                 <w:b/>
                 <w:color w:val="003A70"/>
-                <w:sz w:val="18"/>
+                <w:sz w:val="22"/>
                 <w:szCs w:val="18"/>
               </w:rPr>
               <w:t xml:space="preserve">N</w:t>
@@ -4377,7 +4384,7 @@
                 <w:rFonts w:ascii="Avenir Next" w:hAnsi="Avenir Next" w:cs="Avenir Next" w:eastAsia="Avenir Next"/>
                 <w:b/>
                 <w:color w:val="1A1A1A"/>
-                <w:sz w:val="18"/>
+                <w:sz w:val="22"/>
                 <w:szCs w:val="18"/>
               </w:rPr>
               <w:t xml:space="preserve">48</w:t>
@@ -4393,7 +4400,7 @@
                 <w:rFonts w:ascii="Avenir Next" w:hAnsi="Avenir Next" w:cs="Avenir Next" w:eastAsia="Avenir Next"/>
                 <w:b/>
                 <w:color w:val="003A70"/>
-                <w:sz w:val="18"/>
+                <w:sz w:val="22"/>
                 <w:szCs w:val="18"/>
               </w:rPr>
               <w:t xml:space="preserve">L</w:t>
@@ -4416,7 +4423,7 @@
                 <w:rFonts w:ascii="Avenir Next" w:hAnsi="Avenir Next" w:cs="Avenir Next" w:eastAsia="Avenir Next"/>
                 <w:b/>
                 <w:color w:val="1A1A1A"/>
-                <w:sz w:val="18"/>
+                <w:sz w:val="22"/>
                 <w:szCs w:val="18"/>
               </w:rPr>
               <w:t xml:space="preserve">82</w:t>
@@ -4432,7 +4439,7 @@
                 <w:rFonts w:ascii="Avenir Next" w:hAnsi="Avenir Next" w:cs="Avenir Next" w:eastAsia="Avenir Next"/>
                 <w:b/>
                 <w:color w:val="003A70"/>
-                <w:sz w:val="18"/>
+                <w:sz w:val="22"/>
                 <w:szCs w:val="18"/>
               </w:rPr>
               <w:t xml:space="preserve">E</w:t>
@@ -4455,7 +4462,7 @@
                 <w:rFonts w:ascii="Avenir Next" w:hAnsi="Avenir Next" w:cs="Avenir Next" w:eastAsia="Avenir Next"/>
                 <w:b/>
                 <w:color w:val="1A1A1A"/>
-                <w:sz w:val="18"/>
+                <w:sz w:val="22"/>
                 <w:szCs w:val="18"/>
               </w:rPr>
               <w:t xml:space="preserve">75</w:t>
@@ -4471,7 +4478,7 @@
                 <w:rFonts w:ascii="Avenir Next" w:hAnsi="Avenir Next" w:cs="Avenir Next" w:eastAsia="Avenir Next"/>
                 <w:b/>
                 <w:color w:val="003A70"/>
-                <w:sz w:val="18"/>
+                <w:sz w:val="22"/>
                 <w:szCs w:val="18"/>
               </w:rPr>
               <w:t xml:space="preserve">Q</w:t>
@@ -4482,7 +4489,7 @@
     </w:tbl>
     <w:p>
       <w:pPr>
-        <w:spacing w:before="0" w:after="0" w:line="60" w:lineRule="auto"/>
+        <w:spacing w:before="0" w:after="0" w:line="50" w:lineRule="exact"/>
       </w:pPr>
     </w:p>
     <w:tbl>
@@ -4671,7 +4678,7 @@
     </w:tbl>
     <w:p>
       <w:pPr>
-        <w:spacing w:before="0" w:after="0" w:line="40" w:lineRule="auto"/>
+        <w:spacing w:before="0" w:after="0" w:line="50" w:lineRule="exact"/>
       </w:pPr>
     </w:p>
     <w:tbl>
@@ -4713,6 +4720,7 @@
           </w:tcPr>
           <w:p>
             <w:pPr>
+              <w:pStyle w:val="Heading2"/>
               <w:spacing w:before="0" w:after="0" w:line="240" w:lineRule="auto"/>
             </w:pPr>
             <w:r>
@@ -4750,7 +4758,7 @@
               <w:rPr>
                 <w:rFonts w:ascii="Avenir Next" w:hAnsi="Avenir Next" w:cs="Avenir Next" w:eastAsia="Avenir Next"/>
                 <w:color w:val="1A1A1A"/>
-                <w:sz w:val="17"/>
+                <w:sz w:val="22"/>
                 <w:szCs w:val="17"/>
               </w:rPr>
               <w:t xml:space="preserve">  I can do this on my own</w:t>
@@ -4779,7 +4787,7 @@
               <w:rPr>
                 <w:rFonts w:ascii="Avenir Next" w:hAnsi="Avenir Next" w:cs="Avenir Next" w:eastAsia="Avenir Next"/>
                 <w:color w:val="1A1A1A"/>
-                <w:sz w:val="17"/>
+                <w:sz w:val="22"/>
                 <w:szCs w:val="17"/>
               </w:rPr>
               <w:t xml:space="preserve">  I need a little help</w:t>
@@ -4808,7 +4816,7 @@
               <w:rPr>
                 <w:rFonts w:ascii="Avenir Next" w:hAnsi="Avenir Next" w:cs="Avenir Next" w:eastAsia="Avenir Next"/>
                 <w:color w:val="1A1A1A"/>
-                <w:sz w:val="17"/>
+                <w:sz w:val="22"/>
                 <w:szCs w:val="17"/>
               </w:rPr>
               <w:t xml:space="preserve">  I have a question about #</w:t>
@@ -4829,7 +4837,7 @@
     </w:tbl>
     <w:p>
       <w:pPr>
-        <w:spacing w:before="0" w:after="0" w:line="20" w:lineRule="exact"/>
+        <w:spacing w:before="0" w:after="0" w:line="50" w:lineRule="exact"/>
       </w:pPr>
     </w:p>
     <w:sectPr>
@@ -4915,7 +4923,106 @@
               <w:sz w:val="15"/>
               <w:szCs w:val="15"/>
             </w:rPr>
-            <w:t xml:space="preserve">Lesson 8-2  ·  Session 1  ·  Practice Form A</w:t>
+            <w:t xml:space="preserve">8-2 · Page </w:t>
+          </w:r>
+          <w:r>
+            <w:rPr>
+              <w:rFonts w:ascii="Avenir Next" w:hAnsi="Avenir Next" w:cs="Avenir Next" w:eastAsia="Avenir Next"/>
+              <w:color w:val="5A5F66"/>
+              <w:sz w:val="15"/>
+              <w:szCs w:val="15"/>
+            </w:rPr>
+            <w:fldChar w:fldCharType="begin"/>
+          </w:r>
+          <w:r>
+            <w:rPr>
+              <w:rFonts w:ascii="Avenir Next" w:hAnsi="Avenir Next" w:cs="Avenir Next" w:eastAsia="Avenir Next"/>
+              <w:color w:val="5A5F66"/>
+              <w:sz w:val="15"/>
+              <w:szCs w:val="15"/>
+            </w:rPr>
+            <w:instrText xml:space="preserve"> PAGE </w:instrText>
+          </w:r>
+          <w:r>
+            <w:rPr>
+              <w:rFonts w:ascii="Avenir Next" w:hAnsi="Avenir Next" w:cs="Avenir Next" w:eastAsia="Avenir Next"/>
+              <w:color w:val="5A5F66"/>
+              <w:sz w:val="15"/>
+              <w:szCs w:val="15"/>
+            </w:rPr>
+            <w:fldChar w:fldCharType="separate"/>
+          </w:r>
+          <w:r>
+            <w:rPr>
+              <w:rFonts w:ascii="Avenir Next" w:hAnsi="Avenir Next" w:cs="Avenir Next" w:eastAsia="Avenir Next"/>
+              <w:color w:val="5A5F66"/>
+              <w:sz w:val="15"/>
+              <w:szCs w:val="15"/>
+            </w:rPr>
+            <w:t xml:space="preserve">1</w:t>
+          </w:r>
+          <w:r>
+            <w:rPr>
+              <w:rFonts w:ascii="Avenir Next" w:hAnsi="Avenir Next" w:cs="Avenir Next" w:eastAsia="Avenir Next"/>
+              <w:color w:val="5A5F66"/>
+              <w:sz w:val="15"/>
+              <w:szCs w:val="15"/>
+            </w:rPr>
+            <w:fldChar w:fldCharType="end"/>
+          </w:r>
+          <w:r>
+            <w:rPr>
+              <w:rFonts w:ascii="Avenir Next" w:hAnsi="Avenir Next" w:cs="Avenir Next" w:eastAsia="Avenir Next"/>
+              <w:color w:val="5A5F66"/>
+              <w:sz w:val="15"/>
+              <w:szCs w:val="15"/>
+            </w:rPr>
+            <w:t xml:space="preserve"> of </w:t>
+          </w:r>
+          <w:r>
+            <w:rPr>
+              <w:rFonts w:ascii="Avenir Next" w:hAnsi="Avenir Next" w:cs="Avenir Next" w:eastAsia="Avenir Next"/>
+              <w:color w:val="5A5F66"/>
+              <w:sz w:val="15"/>
+              <w:szCs w:val="15"/>
+            </w:rPr>
+            <w:fldChar w:fldCharType="begin"/>
+          </w:r>
+          <w:r>
+            <w:rPr>
+              <w:rFonts w:ascii="Avenir Next" w:hAnsi="Avenir Next" w:cs="Avenir Next" w:eastAsia="Avenir Next"/>
+              <w:color w:val="5A5F66"/>
+              <w:sz w:val="15"/>
+              <w:szCs w:val="15"/>
+            </w:rPr>
+            <w:instrText xml:space="preserve"> NUMPAGES </w:instrText>
+          </w:r>
+          <w:r>
+            <w:rPr>
+              <w:rFonts w:ascii="Avenir Next" w:hAnsi="Avenir Next" w:cs="Avenir Next" w:eastAsia="Avenir Next"/>
+              <w:color w:val="5A5F66"/>
+              <w:sz w:val="15"/>
+              <w:szCs w:val="15"/>
+            </w:rPr>
+            <w:fldChar w:fldCharType="separate"/>
+          </w:r>
+          <w:r>
+            <w:rPr>
+              <w:rFonts w:ascii="Avenir Next" w:hAnsi="Avenir Next" w:cs="Avenir Next" w:eastAsia="Avenir Next"/>
+              <w:color w:val="5A5F66"/>
+              <w:sz w:val="15"/>
+              <w:szCs w:val="15"/>
+            </w:rPr>
+            <w:t xml:space="preserve">1</w:t>
+          </w:r>
+          <w:r>
+            <w:rPr>
+              <w:rFonts w:ascii="Avenir Next" w:hAnsi="Avenir Next" w:cs="Avenir Next" w:eastAsia="Avenir Next"/>
+              <w:color w:val="5A5F66"/>
+              <w:sz w:val="15"/>
+              <w:szCs w:val="15"/>
+            </w:rPr>
+            <w:fldChar w:fldCharType="end"/>
           </w:r>
         </w:p>
       </w:tc>
@@ -4958,5 +5065,23 @@
       </w:tblCellMar>
     </w:tblPr>
   </w:style>
+  <w:style w:type="paragraph" w:styleId="Heading1">
+    <w:name w:val="heading 1"/>
+    <w:basedOn w:val="Normal"/>
+    <w:pPr>
+      <w:outlineLvl w:val="0"/>
+      <w:keepNext w:val="0"/>
+      <w:keepLines w:val="0"/>
+    </w:pPr>
+  </w:style>
+  <w:style w:type="paragraph" w:styleId="Heading2">
+    <w:name w:val="heading 2"/>
+    <w:basedOn w:val="Normal"/>
+    <w:pPr>
+      <w:outlineLvl w:val="1"/>
+      <w:keepNext w:val="0"/>
+      <w:keepLines w:val="0"/>
+    </w:pPr>
+  </w:style>
 </w:styles>
 </file>